--- a/恒温控制系统.docx
+++ b/恒温控制系统.docx
@@ -13,14 +13,12 @@
           <w:szCs w:val="20"/>
         </w:rPr>
       </w:pPr>
-      <w:bookmarkStart w:id="75" w:name="_GoBack"/>
-      <w:bookmarkEnd w:id="75"/>
       <w:bookmarkStart w:id="0" w:name="_Hlk177062601"/>
       <w:bookmarkEnd w:id="0"/>
-      <w:bookmarkStart w:id="1" w:name="_Toc18452"/>
-      <w:bookmarkStart w:id="2" w:name="_Toc477180876"/>
-      <w:bookmarkStart w:id="3" w:name="_Toc478305470"/>
-      <w:bookmarkStart w:id="4" w:name="_Toc490999831"/>
+      <w:bookmarkStart w:id="1" w:name="_Toc1684"/>
+      <w:bookmarkStart w:id="2" w:name="_Toc490999831"/>
+      <w:bookmarkStart w:id="3" w:name="_Toc477180876"/>
+      <w:bookmarkStart w:id="4" w:name="_Toc478305470"/>
       <w:r>
         <w:rPr>
           <w:rFonts w:hint="eastAsia" w:ascii="Times New Roman" w:hAnsi="Times New Roman" w:cs="宋体"/>
@@ -48,7 +46,7 @@
       <w:pPr>
         <w:pStyle w:val="51"/>
       </w:pPr>
-      <w:bookmarkStart w:id="5" w:name="_Toc9880"/>
+      <w:bookmarkStart w:id="5" w:name="_Toc27636"/>
       <w:r>
         <w:rPr>
           <w:rFonts w:hint="eastAsia"/>
@@ -302,10 +300,10 @@
           <w:bCs w:val="0"/>
         </w:rPr>
       </w:pPr>
-      <w:bookmarkStart w:id="6" w:name="_Toc31027"/>
-      <w:bookmarkStart w:id="7" w:name="_Toc490999832"/>
-      <w:bookmarkStart w:id="8" w:name="_Toc478305471"/>
-      <w:bookmarkStart w:id="9" w:name="_Toc477180877"/>
+      <w:bookmarkStart w:id="6" w:name="_Toc490999832"/>
+      <w:bookmarkStart w:id="7" w:name="_Toc478305471"/>
+      <w:bookmarkStart w:id="8" w:name="_Toc477180877"/>
+      <w:bookmarkStart w:id="9" w:name="_Toc31205"/>
       <w:r>
         <w:rPr>
           <w:rStyle w:val="36"/>
@@ -557,7 +555,7 @@
             <w:rPr>
               <w:rFonts w:asciiTheme="majorEastAsia" w:hAnsiTheme="majorEastAsia" w:eastAsiaTheme="majorEastAsia"/>
             </w:rPr>
-            <w:instrText xml:space="preserve"> HYPERLINK \l _Toc18452 </w:instrText>
+            <w:instrText xml:space="preserve"> HYPERLINK \l _Toc1684 </w:instrText>
           </w:r>
           <w:r>
             <w:rPr>
@@ -589,7 +587,7 @@
             <w:fldChar w:fldCharType="begin"/>
           </w:r>
           <w:r>
-            <w:instrText xml:space="preserve"> PAGEREF _Toc18452 \h </w:instrText>
+            <w:instrText xml:space="preserve"> PAGEREF _Toc1684 \h </w:instrText>
           </w:r>
           <w:r>
             <w:fldChar w:fldCharType="separate"/>
@@ -628,7 +626,7 @@
               <w:bCs/>
               <w:lang w:val="zh-CN"/>
             </w:rPr>
-            <w:instrText xml:space="preserve"> HYPERLINK \l _Toc9880 </w:instrText>
+            <w:instrText xml:space="preserve"> HYPERLINK \l _Toc27636 </w:instrText>
           </w:r>
           <w:r>
             <w:rPr>
@@ -650,7 +648,7 @@
             <w:fldChar w:fldCharType="begin"/>
           </w:r>
           <w:r>
-            <w:instrText xml:space="preserve"> PAGEREF _Toc9880 \h </w:instrText>
+            <w:instrText xml:space="preserve"> PAGEREF _Toc27636 \h </w:instrText>
           </w:r>
           <w:r>
             <w:fldChar w:fldCharType="separate"/>
@@ -690,7 +688,7 @@
               <w:bCs/>
               <w:lang w:val="zh-CN"/>
             </w:rPr>
-            <w:instrText xml:space="preserve"> HYPERLINK \l _Toc31027 </w:instrText>
+            <w:instrText xml:space="preserve"> HYPERLINK \l _Toc31205 </w:instrText>
           </w:r>
           <w:r>
             <w:rPr>
@@ -712,7 +710,7 @@
             <w:fldChar w:fldCharType="begin"/>
           </w:r>
           <w:r>
-            <w:instrText xml:space="preserve"> PAGEREF _Toc31027 \h </w:instrText>
+            <w:instrText xml:space="preserve"> PAGEREF _Toc31205 \h </w:instrText>
           </w:r>
           <w:r>
             <w:fldChar w:fldCharType="separate"/>
@@ -752,7 +750,7 @@
               <w:bCs/>
               <w:lang w:val="zh-CN"/>
             </w:rPr>
-            <w:instrText xml:space="preserve"> HYPERLINK \l _Toc14176 </w:instrText>
+            <w:instrText xml:space="preserve"> HYPERLINK \l _Toc18644 </w:instrText>
           </w:r>
           <w:r>
             <w:rPr>
@@ -781,7 +779,7 @@
             <w:fldChar w:fldCharType="begin"/>
           </w:r>
           <w:r>
-            <w:instrText xml:space="preserve"> PAGEREF _Toc14176 \h </w:instrText>
+            <w:instrText xml:space="preserve"> PAGEREF _Toc18644 \h </w:instrText>
           </w:r>
           <w:r>
             <w:fldChar w:fldCharType="separate"/>
@@ -819,7 +817,7 @@
               <w:bCs/>
               <w:lang w:val="zh-CN"/>
             </w:rPr>
-            <w:instrText xml:space="preserve"> HYPERLINK \l _Toc6538 </w:instrText>
+            <w:instrText xml:space="preserve"> HYPERLINK \l _Toc6390 </w:instrText>
           </w:r>
           <w:r>
             <w:rPr>
@@ -849,7 +847,7 @@
             <w:fldChar w:fldCharType="begin"/>
           </w:r>
           <w:r>
-            <w:instrText xml:space="preserve"> PAGEREF _Toc6538 \h </w:instrText>
+            <w:instrText xml:space="preserve"> PAGEREF _Toc6390 \h </w:instrText>
           </w:r>
           <w:r>
             <w:fldChar w:fldCharType="separate"/>
@@ -887,7 +885,7 @@
               <w:bCs/>
               <w:lang w:val="zh-CN"/>
             </w:rPr>
-            <w:instrText xml:space="preserve"> HYPERLINK \l _Toc8426 </w:instrText>
+            <w:instrText xml:space="preserve"> HYPERLINK \l _Toc15409 </w:instrText>
           </w:r>
           <w:r>
             <w:rPr>
@@ -927,7 +925,7 @@
             <w:fldChar w:fldCharType="begin"/>
           </w:r>
           <w:r>
-            <w:instrText xml:space="preserve"> PAGEREF _Toc8426 \h </w:instrText>
+            <w:instrText xml:space="preserve"> PAGEREF _Toc15409 \h </w:instrText>
           </w:r>
           <w:r>
             <w:fldChar w:fldCharType="separate"/>
@@ -965,7 +963,7 @@
               <w:bCs/>
               <w:lang w:val="zh-CN"/>
             </w:rPr>
-            <w:instrText xml:space="preserve"> HYPERLINK \l _Toc13661 </w:instrText>
+            <w:instrText xml:space="preserve"> HYPERLINK \l _Toc30798 </w:instrText>
           </w:r>
           <w:r>
             <w:rPr>
@@ -1008,7 +1006,7 @@
             <w:fldChar w:fldCharType="begin"/>
           </w:r>
           <w:r>
-            <w:instrText xml:space="preserve"> PAGEREF _Toc13661 \h </w:instrText>
+            <w:instrText xml:space="preserve"> PAGEREF _Toc30798 \h </w:instrText>
           </w:r>
           <w:r>
             <w:fldChar w:fldCharType="separate"/>
@@ -1046,7 +1044,7 @@
               <w:bCs/>
               <w:lang w:val="zh-CN"/>
             </w:rPr>
-            <w:instrText xml:space="preserve"> HYPERLINK \l _Toc7103 </w:instrText>
+            <w:instrText xml:space="preserve"> HYPERLINK \l _Toc28795 </w:instrText>
           </w:r>
           <w:r>
             <w:rPr>
@@ -1083,7 +1081,7 @@
             <w:fldChar w:fldCharType="begin"/>
           </w:r>
           <w:r>
-            <w:instrText xml:space="preserve"> PAGEREF _Toc7103 \h </w:instrText>
+            <w:instrText xml:space="preserve"> PAGEREF _Toc28795 \h </w:instrText>
           </w:r>
           <w:r>
             <w:fldChar w:fldCharType="separate"/>
@@ -1121,7 +1119,7 @@
               <w:bCs/>
               <w:lang w:val="zh-CN"/>
             </w:rPr>
-            <w:instrText xml:space="preserve"> HYPERLINK \l _Toc21275 </w:instrText>
+            <w:instrText xml:space="preserve"> HYPERLINK \l _Toc26776 </w:instrText>
           </w:r>
           <w:r>
             <w:rPr>
@@ -1151,7 +1149,7 @@
             <w:fldChar w:fldCharType="begin"/>
           </w:r>
           <w:r>
-            <w:instrText xml:space="preserve"> PAGEREF _Toc21275 \h </w:instrText>
+            <w:instrText xml:space="preserve"> PAGEREF _Toc26776 \h </w:instrText>
           </w:r>
           <w:r>
             <w:fldChar w:fldCharType="separate"/>
@@ -1189,7 +1187,7 @@
               <w:bCs/>
               <w:lang w:val="zh-CN"/>
             </w:rPr>
-            <w:instrText xml:space="preserve"> HYPERLINK \l _Toc11375 </w:instrText>
+            <w:instrText xml:space="preserve"> HYPERLINK \l _Toc27588 </w:instrText>
           </w:r>
           <w:r>
             <w:rPr>
@@ -1226,7 +1224,7 @@
             <w:fldChar w:fldCharType="begin"/>
           </w:r>
           <w:r>
-            <w:instrText xml:space="preserve"> PAGEREF _Toc11375 \h </w:instrText>
+            <w:instrText xml:space="preserve"> PAGEREF _Toc27588 \h </w:instrText>
           </w:r>
           <w:r>
             <w:fldChar w:fldCharType="separate"/>
@@ -1264,7 +1262,7 @@
               <w:bCs/>
               <w:lang w:val="zh-CN"/>
             </w:rPr>
-            <w:instrText xml:space="preserve"> HYPERLINK \l _Toc9582 </w:instrText>
+            <w:instrText xml:space="preserve"> HYPERLINK \l _Toc14186 </w:instrText>
           </w:r>
           <w:r>
             <w:rPr>
@@ -1294,7 +1292,7 @@
             <w:fldChar w:fldCharType="begin"/>
           </w:r>
           <w:r>
-            <w:instrText xml:space="preserve"> PAGEREF _Toc9582 \h </w:instrText>
+            <w:instrText xml:space="preserve"> PAGEREF _Toc14186 \h </w:instrText>
           </w:r>
           <w:r>
             <w:fldChar w:fldCharType="separate"/>
@@ -1332,7 +1330,7 @@
               <w:bCs/>
               <w:lang w:val="zh-CN"/>
             </w:rPr>
-            <w:instrText xml:space="preserve"> HYPERLINK \l _Toc25072 </w:instrText>
+            <w:instrText xml:space="preserve"> HYPERLINK \l _Toc19948 </w:instrText>
           </w:r>
           <w:r>
             <w:rPr>
@@ -1362,7 +1360,7 @@
             <w:fldChar w:fldCharType="begin"/>
           </w:r>
           <w:r>
-            <w:instrText xml:space="preserve"> PAGEREF _Toc25072 \h </w:instrText>
+            <w:instrText xml:space="preserve"> PAGEREF _Toc19948 \h </w:instrText>
           </w:r>
           <w:r>
             <w:fldChar w:fldCharType="separate"/>
@@ -1400,7 +1398,7 @@
               <w:bCs/>
               <w:lang w:val="zh-CN"/>
             </w:rPr>
-            <w:instrText xml:space="preserve"> HYPERLINK \l _Toc21147 </w:instrText>
+            <w:instrText xml:space="preserve"> HYPERLINK \l _Toc29499 </w:instrText>
           </w:r>
           <w:r>
             <w:rPr>
@@ -1430,7 +1428,7 @@
             <w:fldChar w:fldCharType="begin"/>
           </w:r>
           <w:r>
-            <w:instrText xml:space="preserve"> PAGEREF _Toc21147 \h </w:instrText>
+            <w:instrText xml:space="preserve"> PAGEREF _Toc29499 \h </w:instrText>
           </w:r>
           <w:r>
             <w:fldChar w:fldCharType="separate"/>
@@ -1468,7 +1466,7 @@
               <w:bCs/>
               <w:lang w:val="zh-CN"/>
             </w:rPr>
-            <w:instrText xml:space="preserve"> HYPERLINK \l _Toc30707 </w:instrText>
+            <w:instrText xml:space="preserve"> HYPERLINK \l _Toc2366 </w:instrText>
           </w:r>
           <w:r>
             <w:rPr>
@@ -1498,13 +1496,78 @@
             <w:fldChar w:fldCharType="begin"/>
           </w:r>
           <w:r>
-            <w:instrText xml:space="preserve"> PAGEREF _Toc30707 \h </w:instrText>
+            <w:instrText xml:space="preserve"> PAGEREF _Toc2366 \h </w:instrText>
           </w:r>
           <w:r>
             <w:fldChar w:fldCharType="separate"/>
           </w:r>
           <w:r>
             <w:t>2</w:t>
+          </w:r>
+          <w:r>
+            <w:fldChar w:fldCharType="end"/>
+          </w:r>
+          <w:r>
+            <w:rPr>
+              <w:bCs/>
+              <w:lang w:val="zh-CN"/>
+            </w:rPr>
+            <w:fldChar w:fldCharType="end"/>
+          </w:r>
+        </w:p>
+        <w:p>
+          <w:pPr>
+            <w:pStyle w:val="16"/>
+            <w:tabs>
+              <w:tab w:val="right" w:leader="dot" w:pos="8504"/>
+            </w:tabs>
+          </w:pPr>
+          <w:r>
+            <w:rPr>
+              <w:bCs/>
+              <w:lang w:val="zh-CN"/>
+            </w:rPr>
+            <w:fldChar w:fldCharType="begin"/>
+          </w:r>
+          <w:r>
+            <w:rPr>
+              <w:bCs/>
+              <w:lang w:val="zh-CN"/>
+            </w:rPr>
+            <w:instrText xml:space="preserve"> HYPERLINK \l _Toc13333 </w:instrText>
+          </w:r>
+          <w:r>
+            <w:rPr>
+              <w:bCs/>
+              <w:lang w:val="zh-CN"/>
+            </w:rPr>
+            <w:fldChar w:fldCharType="separate"/>
+          </w:r>
+          <w:r>
+            <w:rPr>
+              <w:rFonts w:hint="default" w:ascii="Times New Roman" w:hAnsi="Times New Roman" w:eastAsia="黑体"/>
+              <w:i w:val="0"/>
+              <w:szCs w:val="28"/>
+            </w:rPr>
+            <w:t xml:space="preserve">1.3.5 </w:t>
+          </w:r>
+          <w:r>
+            <w:t>MOS 管驱动模块</w:t>
+          </w:r>
+          <w:r>
+            <w:tab/>
+          </w:r>
+          <w:r>
+            <w:fldChar w:fldCharType="begin"/>
+          </w:r>
+          <w:r>
+            <w:instrText xml:space="preserve"> PAGEREF _Toc13333 \h </w:instrText>
+          </w:r>
+          <w:r>
+            <w:fldChar w:fldCharType="separate"/>
+          </w:r>
+          <w:r>
+            <w:t>3</w:t>
           </w:r>
           <w:r>
             <w:fldChar w:fldCharType="end"/>
@@ -1536,7 +1599,7 @@
               <w:bCs/>
               <w:lang w:val="zh-CN"/>
             </w:rPr>
-            <w:instrText xml:space="preserve"> HYPERLINK \l _Toc9227 </w:instrText>
+            <w:instrText xml:space="preserve"> HYPERLINK \l _Toc12510 </w:instrText>
           </w:r>
           <w:r>
             <w:rPr>
@@ -1579,7 +1642,7 @@
             <w:fldChar w:fldCharType="begin"/>
           </w:r>
           <w:r>
-            <w:instrText xml:space="preserve"> PAGEREF _Toc9227 \h </w:instrText>
+            <w:instrText xml:space="preserve"> PAGEREF _Toc12510 \h </w:instrText>
           </w:r>
           <w:r>
             <w:fldChar w:fldCharType="separate"/>
@@ -1617,7 +1680,7 @@
               <w:bCs/>
               <w:lang w:val="zh-CN"/>
             </w:rPr>
-            <w:instrText xml:space="preserve"> HYPERLINK \l _Toc1237 </w:instrText>
+            <w:instrText xml:space="preserve"> HYPERLINK \l _Toc14022 </w:instrText>
           </w:r>
           <w:r>
             <w:rPr>
@@ -1660,7 +1723,7 @@
             <w:fldChar w:fldCharType="begin"/>
           </w:r>
           <w:r>
-            <w:instrText xml:space="preserve"> PAGEREF _Toc1237 \h </w:instrText>
+            <w:instrText xml:space="preserve"> PAGEREF _Toc14022 \h </w:instrText>
           </w:r>
           <w:r>
             <w:fldChar w:fldCharType="separate"/>
@@ -1698,7 +1761,7 @@
               <w:bCs/>
               <w:lang w:val="zh-CN"/>
             </w:rPr>
-            <w:instrText xml:space="preserve"> HYPERLINK \l _Toc18165 </w:instrText>
+            <w:instrText xml:space="preserve"> HYPERLINK \l _Toc5047 </w:instrText>
           </w:r>
           <w:r>
             <w:rPr>
@@ -1731,7 +1794,7 @@
             <w:fldChar w:fldCharType="begin"/>
           </w:r>
           <w:r>
-            <w:instrText xml:space="preserve"> PAGEREF _Toc18165 \h </w:instrText>
+            <w:instrText xml:space="preserve"> PAGEREF _Toc5047 \h </w:instrText>
           </w:r>
           <w:r>
             <w:fldChar w:fldCharType="separate"/>
@@ -1771,7 +1834,7 @@
               <w:bCs/>
               <w:lang w:val="zh-CN"/>
             </w:rPr>
-            <w:instrText xml:space="preserve"> HYPERLINK \l _Toc22544 </w:instrText>
+            <w:instrText xml:space="preserve"> HYPERLINK \l _Toc18072 </w:instrText>
           </w:r>
           <w:r>
             <w:rPr>
@@ -1797,7 +1860,7 @@
             <w:fldChar w:fldCharType="begin"/>
           </w:r>
           <w:r>
-            <w:instrText xml:space="preserve"> PAGEREF _Toc22544 \h </w:instrText>
+            <w:instrText xml:space="preserve"> PAGEREF _Toc18072 \h </w:instrText>
           </w:r>
           <w:r>
             <w:fldChar w:fldCharType="separate"/>
@@ -1835,7 +1898,7 @@
               <w:bCs/>
               <w:lang w:val="zh-CN"/>
             </w:rPr>
-            <w:instrText xml:space="preserve"> HYPERLINK \l _Toc20350 </w:instrText>
+            <w:instrText xml:space="preserve"> HYPERLINK \l _Toc20427 </w:instrText>
           </w:r>
           <w:r>
             <w:rPr>
@@ -1865,7 +1928,7 @@
             <w:fldChar w:fldCharType="begin"/>
           </w:r>
           <w:r>
-            <w:instrText xml:space="preserve"> PAGEREF _Toc20350 \h </w:instrText>
+            <w:instrText xml:space="preserve"> PAGEREF _Toc20427 \h </w:instrText>
           </w:r>
           <w:r>
             <w:fldChar w:fldCharType="separate"/>
@@ -1903,7 +1966,7 @@
               <w:bCs/>
               <w:lang w:val="zh-CN"/>
             </w:rPr>
-            <w:instrText xml:space="preserve"> HYPERLINK \l _Toc5476 </w:instrText>
+            <w:instrText xml:space="preserve"> HYPERLINK \l _Toc4574 </w:instrText>
           </w:r>
           <w:r>
             <w:rPr>
@@ -1933,7 +1996,7 @@
             <w:fldChar w:fldCharType="begin"/>
           </w:r>
           <w:r>
-            <w:instrText xml:space="preserve"> PAGEREF _Toc5476 \h </w:instrText>
+            <w:instrText xml:space="preserve"> PAGEREF _Toc4574 \h </w:instrText>
           </w:r>
           <w:r>
             <w:fldChar w:fldCharType="separate"/>
@@ -1971,7 +2034,7 @@
               <w:bCs/>
               <w:lang w:val="zh-CN"/>
             </w:rPr>
-            <w:instrText xml:space="preserve"> HYPERLINK \l _Toc31188 </w:instrText>
+            <w:instrText xml:space="preserve"> HYPERLINK \l _Toc10514 </w:instrText>
           </w:r>
           <w:r>
             <w:rPr>
@@ -1992,7 +2055,7 @@
             <w:rPr>
               <w:rFonts w:hint="eastAsia"/>
             </w:rPr>
-            <w:t>电磁杆LC谐振电路设计及参数计算</w:t>
+            <w:t>STM32F103C8T6 最小系统电路</w:t>
           </w:r>
           <w:r>
             <w:tab/>
@@ -2001,7 +2064,7 @@
             <w:fldChar w:fldCharType="begin"/>
           </w:r>
           <w:r>
-            <w:instrText xml:space="preserve"> PAGEREF _Toc31188 \h </w:instrText>
+            <w:instrText xml:space="preserve"> PAGEREF _Toc10514 \h </w:instrText>
           </w:r>
           <w:r>
             <w:fldChar w:fldCharType="separate"/>
@@ -2039,7 +2102,7 @@
               <w:bCs/>
               <w:lang w:val="zh-CN"/>
             </w:rPr>
-            <w:instrText xml:space="preserve"> HYPERLINK \l _Toc14858 </w:instrText>
+            <w:instrText xml:space="preserve"> HYPERLINK \l _Toc10200 </w:instrText>
           </w:r>
           <w:r>
             <w:rPr>
@@ -2060,7 +2123,7 @@
             <w:rPr>
               <w:rFonts w:hint="eastAsia"/>
             </w:rPr>
-            <w:t>STM32母板电路设计及参数计算</w:t>
+            <w:t>DS18B20 温度传感器接口电路</w:t>
           </w:r>
           <w:r>
             <w:tab/>
@@ -2069,7 +2132,7 @@
             <w:fldChar w:fldCharType="begin"/>
           </w:r>
           <w:r>
-            <w:instrText xml:space="preserve"> PAGEREF _Toc14858 \h </w:instrText>
+            <w:instrText xml:space="preserve"> PAGEREF _Toc10200 \h </w:instrText>
           </w:r>
           <w:r>
             <w:fldChar w:fldCharType="separate"/>
@@ -2107,7 +2170,7 @@
               <w:bCs/>
               <w:lang w:val="zh-CN"/>
             </w:rPr>
-            <w:instrText xml:space="preserve"> HYPERLINK \l _Toc16646 </w:instrText>
+            <w:instrText xml:space="preserve"> HYPERLINK \l _Toc2129 </w:instrText>
           </w:r>
           <w:r>
             <w:rPr>
@@ -2128,7 +2191,7 @@
             <w:rPr>
               <w:rFonts w:hint="eastAsia"/>
             </w:rPr>
-            <w:t>STM32最小系统板电路设计</w:t>
+            <w:t>0.96 寸 OLED 显示接口电路</w:t>
           </w:r>
           <w:r>
             <w:tab/>
@@ -2137,13 +2200,13 @@
             <w:fldChar w:fldCharType="begin"/>
           </w:r>
           <w:r>
-            <w:instrText xml:space="preserve"> PAGEREF _Toc16646 \h </w:instrText>
+            <w:instrText xml:space="preserve"> PAGEREF _Toc2129 \h </w:instrText>
           </w:r>
           <w:r>
             <w:fldChar w:fldCharType="separate"/>
           </w:r>
           <w:r>
-            <w:t>8</w:t>
+            <w:t>6</w:t>
           </w:r>
           <w:r>
             <w:fldChar w:fldCharType="end"/>
@@ -2175,7 +2238,7 @@
               <w:bCs/>
               <w:lang w:val="zh-CN"/>
             </w:rPr>
-            <w:instrText xml:space="preserve"> HYPERLINK \l _Toc25770 </w:instrText>
+            <w:instrText xml:space="preserve"> HYPERLINK \l _Toc4792 </w:instrText>
           </w:r>
           <w:r>
             <w:rPr>
@@ -2196,7 +2259,7 @@
             <w:rPr>
               <w:rFonts w:hint="eastAsia"/>
             </w:rPr>
-            <w:t>BTN驱动板电路设计</w:t>
+            <w:t>加热片、风扇驱动电路设计</w:t>
           </w:r>
           <w:r>
             <w:tab/>
@@ -2205,13 +2268,13 @@
             <w:fldChar w:fldCharType="begin"/>
           </w:r>
           <w:r>
-            <w:instrText xml:space="preserve"> PAGEREF _Toc25770 \h </w:instrText>
+            <w:instrText xml:space="preserve"> PAGEREF _Toc4792 \h </w:instrText>
           </w:r>
           <w:r>
             <w:fldChar w:fldCharType="separate"/>
           </w:r>
           <w:r>
-            <w:t>8</w:t>
+            <w:t>6</w:t>
           </w:r>
           <w:r>
             <w:fldChar w:fldCharType="end"/>
@@ -2243,7 +2306,7 @@
               <w:bCs/>
               <w:lang w:val="zh-CN"/>
             </w:rPr>
-            <w:instrText xml:space="preserve"> HYPERLINK \l _Toc24995 </w:instrText>
+            <w:instrText xml:space="preserve"> HYPERLINK \l _Toc27011 </w:instrText>
           </w:r>
           <w:r>
             <w:rPr>
@@ -2264,7 +2327,7 @@
             <w:rPr>
               <w:rFonts w:hint="eastAsia"/>
             </w:rPr>
-            <w:t>运放板电路设计</w:t>
+            <w:t>电源稳压电路设计</w:t>
           </w:r>
           <w:r>
             <w:tab/>
@@ -2273,13 +2336,153 @@
             <w:fldChar w:fldCharType="begin"/>
           </w:r>
           <w:r>
-            <w:instrText xml:space="preserve"> PAGEREF _Toc24995 \h </w:instrText>
+            <w:instrText xml:space="preserve"> PAGEREF _Toc27011 \h </w:instrText>
           </w:r>
           <w:r>
             <w:fldChar w:fldCharType="separate"/>
           </w:r>
           <w:r>
+            <w:t>7</w:t>
+          </w:r>
+          <w:r>
+            <w:fldChar w:fldCharType="end"/>
+          </w:r>
+          <w:r>
+            <w:rPr>
+              <w:bCs/>
+              <w:lang w:val="zh-CN"/>
+            </w:rPr>
+            <w:fldChar w:fldCharType="end"/>
+          </w:r>
+        </w:p>
+        <w:p>
+          <w:pPr>
+            <w:pStyle w:val="16"/>
+            <w:tabs>
+              <w:tab w:val="right" w:leader="dot" w:pos="8504"/>
+            </w:tabs>
+          </w:pPr>
+          <w:r>
+            <w:rPr>
+              <w:bCs/>
+              <w:lang w:val="zh-CN"/>
+            </w:rPr>
+            <w:fldChar w:fldCharType="begin"/>
+          </w:r>
+          <w:r>
+            <w:rPr>
+              <w:bCs/>
+              <w:lang w:val="zh-CN"/>
+            </w:rPr>
+            <w:instrText xml:space="preserve"> HYPERLINK \l _Toc22222 </w:instrText>
+          </w:r>
+          <w:r>
+            <w:rPr>
+              <w:bCs/>
+              <w:lang w:val="zh-CN"/>
+            </w:rPr>
+            <w:fldChar w:fldCharType="separate"/>
+          </w:r>
+          <w:r>
+            <w:rPr>
+              <w:rFonts w:hint="default" w:ascii="Times New Roman" w:hAnsi="Times New Roman" w:eastAsia="黑体"/>
+              <w:i w:val="0"/>
+              <w:szCs w:val="28"/>
+              <w:lang w:val="en-US" w:eastAsia="zh-CN"/>
+            </w:rPr>
+            <w:t xml:space="preserve">2.2.6 </w:t>
+          </w:r>
+          <w:r>
+            <w:rPr>
+              <w:rFonts w:hint="eastAsia"/>
+              <w:lang w:val="en-US" w:eastAsia="zh-CN"/>
+            </w:rPr>
+            <w:t>按键输入电路</w:t>
+          </w:r>
+          <w:r>
+            <w:tab/>
+          </w:r>
+          <w:r>
+            <w:fldChar w:fldCharType="begin"/>
+          </w:r>
+          <w:r>
+            <w:instrText xml:space="preserve"> PAGEREF _Toc22222 \h </w:instrText>
+          </w:r>
+          <w:r>
+            <w:fldChar w:fldCharType="separate"/>
+          </w:r>
+          <w:r>
             <w:t>9</w:t>
+          </w:r>
+          <w:r>
+            <w:fldChar w:fldCharType="end"/>
+          </w:r>
+          <w:r>
+            <w:rPr>
+              <w:bCs/>
+              <w:lang w:val="zh-CN"/>
+            </w:rPr>
+            <w:fldChar w:fldCharType="end"/>
+          </w:r>
+        </w:p>
+        <w:p>
+          <w:pPr>
+            <w:pStyle w:val="16"/>
+            <w:tabs>
+              <w:tab w:val="right" w:leader="dot" w:pos="8504"/>
+            </w:tabs>
+          </w:pPr>
+          <w:r>
+            <w:rPr>
+              <w:bCs/>
+              <w:lang w:val="zh-CN"/>
+            </w:rPr>
+            <w:fldChar w:fldCharType="begin"/>
+          </w:r>
+          <w:r>
+            <w:rPr>
+              <w:bCs/>
+              <w:lang w:val="zh-CN"/>
+            </w:rPr>
+            <w:instrText xml:space="preserve"> HYPERLINK \l _Toc32472 </w:instrText>
+          </w:r>
+          <w:r>
+            <w:rPr>
+              <w:bCs/>
+              <w:lang w:val="zh-CN"/>
+            </w:rPr>
+            <w:fldChar w:fldCharType="separate"/>
+          </w:r>
+          <w:r>
+            <w:rPr>
+              <w:rFonts w:hint="default" w:ascii="Times New Roman" w:hAnsi="Times New Roman" w:eastAsia="黑体"/>
+              <w:i w:val="0"/>
+              <w:szCs w:val="28"/>
+              <w:lang w:val="en-US" w:eastAsia="zh-CN"/>
+            </w:rPr>
+            <w:t xml:space="preserve">2.2.7 </w:t>
+          </w:r>
+          <w:r>
+            <w:rPr>
+              <w:rFonts w:hint="eastAsia"/>
+              <w:lang w:val="en-US" w:eastAsia="zh-CN"/>
+            </w:rPr>
+            <w:t>总体方案原理图</w:t>
+          </w:r>
+          <w:r>
+            <w:tab/>
+          </w:r>
+          <w:r>
+            <w:fldChar w:fldCharType="begin"/>
+          </w:r>
+          <w:r>
+            <w:instrText xml:space="preserve"> PAGEREF _Toc32472 \h </w:instrText>
+          </w:r>
+          <w:r>
+            <w:fldChar w:fldCharType="separate"/>
+          </w:r>
+          <w:r>
+            <w:t>10</w:t>
           </w:r>
           <w:r>
             <w:fldChar w:fldCharType="end"/>
@@ -2313,7 +2516,7 @@
               <w:bCs/>
               <w:lang w:val="zh-CN"/>
             </w:rPr>
-            <w:instrText xml:space="preserve"> HYPERLINK \l _Toc15863 </w:instrText>
+            <w:instrText xml:space="preserve"> HYPERLINK \l _Toc10283 </w:instrText>
           </w:r>
           <w:r>
             <w:rPr>
@@ -2342,7 +2545,7 @@
             <w:fldChar w:fldCharType="begin"/>
           </w:r>
           <w:r>
-            <w:instrText xml:space="preserve"> PAGEREF _Toc15863 \h </w:instrText>
+            <w:instrText xml:space="preserve"> PAGEREF _Toc10283 \h </w:instrText>
           </w:r>
           <w:r>
             <w:fldChar w:fldCharType="separate"/>
@@ -2380,7 +2583,7 @@
               <w:bCs/>
               <w:lang w:val="zh-CN"/>
             </w:rPr>
-            <w:instrText xml:space="preserve"> HYPERLINK \l _Toc20081 </w:instrText>
+            <w:instrText xml:space="preserve"> HYPERLINK \l _Toc13391 </w:instrText>
           </w:r>
           <w:r>
             <w:rPr>
@@ -2398,10 +2601,7 @@
             <w:t xml:space="preserve">3.1 </w:t>
           </w:r>
           <w:r>
-            <w:rPr>
-              <w:rFonts w:hint="eastAsia"/>
-            </w:rPr>
-            <w:t>串口功能设计</w:t>
+            <w:t>系统主程序框架设计</w:t>
           </w:r>
           <w:r>
             <w:tab/>
@@ -2410,211 +2610,7 @@
             <w:fldChar w:fldCharType="begin"/>
           </w:r>
           <w:r>
-            <w:instrText xml:space="preserve"> PAGEREF _Toc20081 \h </w:instrText>
-          </w:r>
-          <w:r>
-            <w:fldChar w:fldCharType="separate"/>
-          </w:r>
-          <w:r>
-            <w:t>11</w:t>
-          </w:r>
-          <w:r>
-            <w:fldChar w:fldCharType="end"/>
-          </w:r>
-          <w:r>
-            <w:rPr>
-              <w:bCs/>
-              <w:lang w:val="zh-CN"/>
-            </w:rPr>
-            <w:fldChar w:fldCharType="end"/>
-          </w:r>
-        </w:p>
-        <w:p>
-          <w:pPr>
-            <w:pStyle w:val="16"/>
-            <w:tabs>
-              <w:tab w:val="right" w:leader="dot" w:pos="8504"/>
-            </w:tabs>
-          </w:pPr>
-          <w:r>
-            <w:rPr>
-              <w:bCs/>
-              <w:lang w:val="zh-CN"/>
-            </w:rPr>
-            <w:fldChar w:fldCharType="begin"/>
-          </w:r>
-          <w:r>
-            <w:rPr>
-              <w:bCs/>
-              <w:lang w:val="zh-CN"/>
-            </w:rPr>
-            <w:instrText xml:space="preserve"> HYPERLINK \l _Toc3856 </w:instrText>
-          </w:r>
-          <w:r>
-            <w:rPr>
-              <w:bCs/>
-              <w:lang w:val="zh-CN"/>
-            </w:rPr>
-            <w:fldChar w:fldCharType="separate"/>
-          </w:r>
-          <w:r>
-            <w:rPr>
-              <w:rFonts w:hint="default" w:ascii="Times New Roman" w:hAnsi="Times New Roman" w:eastAsia="黑体"/>
-              <w:i w:val="0"/>
-              <w:szCs w:val="28"/>
-            </w:rPr>
-            <w:t xml:space="preserve">3.1.1 </w:t>
-          </w:r>
-          <w:r>
-            <w:rPr>
-              <w:rFonts w:hint="eastAsia"/>
-            </w:rPr>
-            <w:t>串口初始化</w:t>
-          </w:r>
-          <w:r>
-            <w:tab/>
-          </w:r>
-          <w:r>
-            <w:fldChar w:fldCharType="begin"/>
-          </w:r>
-          <w:r>
-            <w:instrText xml:space="preserve"> PAGEREF _Toc3856 \h </w:instrText>
-          </w:r>
-          <w:r>
-            <w:fldChar w:fldCharType="separate"/>
-          </w:r>
-          <w:r>
-            <w:t>11</w:t>
-          </w:r>
-          <w:r>
-            <w:fldChar w:fldCharType="end"/>
-          </w:r>
-          <w:r>
-            <w:rPr>
-              <w:bCs/>
-              <w:lang w:val="zh-CN"/>
-            </w:rPr>
-            <w:fldChar w:fldCharType="end"/>
-          </w:r>
-        </w:p>
-        <w:p>
-          <w:pPr>
-            <w:pStyle w:val="16"/>
-            <w:tabs>
-              <w:tab w:val="right" w:leader="dot" w:pos="8504"/>
-            </w:tabs>
-          </w:pPr>
-          <w:r>
-            <w:rPr>
-              <w:bCs/>
-              <w:lang w:val="zh-CN"/>
-            </w:rPr>
-            <w:fldChar w:fldCharType="begin"/>
-          </w:r>
-          <w:r>
-            <w:rPr>
-              <w:bCs/>
-              <w:lang w:val="zh-CN"/>
-            </w:rPr>
-            <w:instrText xml:space="preserve"> HYPERLINK \l _Toc4024 </w:instrText>
-          </w:r>
-          <w:r>
-            <w:rPr>
-              <w:bCs/>
-              <w:lang w:val="zh-CN"/>
-            </w:rPr>
-            <w:fldChar w:fldCharType="separate"/>
-          </w:r>
-          <w:r>
-            <w:rPr>
-              <w:rFonts w:hint="default" w:ascii="Times New Roman" w:hAnsi="Times New Roman" w:eastAsia="黑体"/>
-              <w:i w:val="0"/>
-              <w:szCs w:val="28"/>
-            </w:rPr>
-            <w:t xml:space="preserve">3.1.2 </w:t>
-          </w:r>
-          <w:r>
-            <w:rPr>
-              <w:rFonts w:hint="eastAsia"/>
-            </w:rPr>
-            <w:t>串口发送数据</w:t>
-          </w:r>
-          <w:r>
-            <w:tab/>
-          </w:r>
-          <w:r>
-            <w:fldChar w:fldCharType="begin"/>
-          </w:r>
-          <w:r>
-            <w:instrText xml:space="preserve"> PAGEREF _Toc4024 \h </w:instrText>
-          </w:r>
-          <w:r>
-            <w:fldChar w:fldCharType="separate"/>
-          </w:r>
-          <w:r>
-            <w:t>11</w:t>
-          </w:r>
-          <w:r>
-            <w:fldChar w:fldCharType="end"/>
-          </w:r>
-          <w:r>
-            <w:rPr>
-              <w:bCs/>
-              <w:lang w:val="zh-CN"/>
-            </w:rPr>
-            <w:fldChar w:fldCharType="end"/>
-          </w:r>
-        </w:p>
-        <w:p>
-          <w:pPr>
-            <w:pStyle w:val="16"/>
-            <w:tabs>
-              <w:tab w:val="right" w:leader="dot" w:pos="8504"/>
-            </w:tabs>
-          </w:pPr>
-          <w:r>
-            <w:rPr>
-              <w:bCs/>
-              <w:lang w:val="zh-CN"/>
-            </w:rPr>
-            <w:fldChar w:fldCharType="begin"/>
-          </w:r>
-          <w:r>
-            <w:rPr>
-              <w:bCs/>
-              <w:lang w:val="zh-CN"/>
-            </w:rPr>
-            <w:instrText xml:space="preserve"> HYPERLINK \l _Toc15395 </w:instrText>
-          </w:r>
-          <w:r>
-            <w:rPr>
-              <w:bCs/>
-              <w:lang w:val="zh-CN"/>
-            </w:rPr>
-            <w:fldChar w:fldCharType="separate"/>
-          </w:r>
-          <w:r>
-            <w:rPr>
-              <w:rFonts w:hint="default" w:ascii="Times New Roman" w:hAnsi="Times New Roman" w:eastAsia="黑体"/>
-              <w:i w:val="0"/>
-              <w:szCs w:val="28"/>
-            </w:rPr>
-            <w:t xml:space="preserve">3.1.3 </w:t>
-          </w:r>
-          <w:r>
-            <w:rPr>
-              <w:rFonts w:hint="eastAsia"/>
-            </w:rPr>
-            <w:t>串口接收数据</w:t>
-          </w:r>
-          <w:r>
-            <w:tab/>
-          </w:r>
-          <w:r>
-            <w:fldChar w:fldCharType="begin"/>
-          </w:r>
-          <w:r>
-            <w:instrText xml:space="preserve"> PAGEREF _Toc15395 \h </w:instrText>
+            <w:instrText xml:space="preserve"> PAGEREF _Toc13391 \h </w:instrText>
           </w:r>
           <w:r>
             <w:fldChar w:fldCharType="separate"/>
@@ -2652,7 +2648,7 @@
               <w:bCs/>
               <w:lang w:val="zh-CN"/>
             </w:rPr>
-            <w:instrText xml:space="preserve"> HYPERLINK \l _Toc2541 </w:instrText>
+            <w:instrText xml:space="preserve"> HYPERLINK \l _Toc29239 </w:instrText>
           </w:r>
           <w:r>
             <w:rPr>
@@ -2673,7 +2669,7 @@
             <w:rPr>
               <w:rFonts w:hint="eastAsia"/>
             </w:rPr>
-            <w:t>定时器功能设计</w:t>
+            <w:t>DS18B20 温度采集程序设计</w:t>
           </w:r>
           <w:r>
             <w:tab/>
@@ -2682,149 +2678,13 @@
             <w:fldChar w:fldCharType="begin"/>
           </w:r>
           <w:r>
-            <w:instrText xml:space="preserve"> PAGEREF _Toc2541 \h </w:instrText>
+            <w:instrText xml:space="preserve"> PAGEREF _Toc29239 \h </w:instrText>
           </w:r>
           <w:r>
             <w:fldChar w:fldCharType="separate"/>
           </w:r>
           <w:r>
             <w:t>12</w:t>
-          </w:r>
-          <w:r>
-            <w:fldChar w:fldCharType="end"/>
-          </w:r>
-          <w:r>
-            <w:rPr>
-              <w:bCs/>
-              <w:lang w:val="zh-CN"/>
-            </w:rPr>
-            <w:fldChar w:fldCharType="end"/>
-          </w:r>
-        </w:p>
-        <w:p>
-          <w:pPr>
-            <w:pStyle w:val="16"/>
-            <w:tabs>
-              <w:tab w:val="right" w:leader="dot" w:pos="8504"/>
-            </w:tabs>
-          </w:pPr>
-          <w:r>
-            <w:rPr>
-              <w:bCs/>
-              <w:lang w:val="zh-CN"/>
-            </w:rPr>
-            <w:fldChar w:fldCharType="begin"/>
-          </w:r>
-          <w:r>
-            <w:rPr>
-              <w:bCs/>
-              <w:lang w:val="zh-CN"/>
-            </w:rPr>
-            <w:instrText xml:space="preserve"> HYPERLINK \l _Toc19678 </w:instrText>
-          </w:r>
-          <w:r>
-            <w:rPr>
-              <w:bCs/>
-              <w:lang w:val="zh-CN"/>
-            </w:rPr>
-            <w:fldChar w:fldCharType="separate"/>
-          </w:r>
-          <w:r>
-            <w:rPr>
-              <w:rFonts w:hint="default" w:ascii="Times New Roman" w:hAnsi="Times New Roman" w:eastAsia="黑体"/>
-              <w:i w:val="0"/>
-              <w:szCs w:val="28"/>
-            </w:rPr>
-            <w:t xml:space="preserve">3.2.1 </w:t>
-          </w:r>
-          <w:r>
-            <w:rPr>
-              <w:rFonts w:hint="eastAsia"/>
-            </w:rPr>
-            <w:t>定时中断设计</w:t>
-          </w:r>
-          <w:r>
-            <w:tab/>
-          </w:r>
-          <w:r>
-            <w:fldChar w:fldCharType="begin"/>
-          </w:r>
-          <w:r>
-            <w:instrText xml:space="preserve"> PAGEREF _Toc19678 \h </w:instrText>
-          </w:r>
-          <w:r>
-            <w:fldChar w:fldCharType="separate"/>
-          </w:r>
-          <w:r>
-            <w:t>12</w:t>
-          </w:r>
-          <w:r>
-            <w:fldChar w:fldCharType="end"/>
-          </w:r>
-          <w:r>
-            <w:rPr>
-              <w:bCs/>
-              <w:lang w:val="zh-CN"/>
-            </w:rPr>
-            <w:fldChar w:fldCharType="end"/>
-          </w:r>
-        </w:p>
-        <w:p>
-          <w:pPr>
-            <w:pStyle w:val="16"/>
-            <w:tabs>
-              <w:tab w:val="right" w:leader="dot" w:pos="8504"/>
-            </w:tabs>
-          </w:pPr>
-          <w:r>
-            <w:rPr>
-              <w:bCs/>
-              <w:lang w:val="zh-CN"/>
-            </w:rPr>
-            <w:fldChar w:fldCharType="begin"/>
-          </w:r>
-          <w:r>
-            <w:rPr>
-              <w:bCs/>
-              <w:lang w:val="zh-CN"/>
-            </w:rPr>
-            <w:instrText xml:space="preserve"> HYPERLINK \l _Toc20172 </w:instrText>
-          </w:r>
-          <w:r>
-            <w:rPr>
-              <w:bCs/>
-              <w:lang w:val="zh-CN"/>
-            </w:rPr>
-            <w:fldChar w:fldCharType="separate"/>
-          </w:r>
-          <w:r>
-            <w:rPr>
-              <w:rFonts w:hint="default" w:ascii="Times New Roman" w:hAnsi="Times New Roman" w:eastAsia="黑体"/>
-              <w:i w:val="0"/>
-              <w:szCs w:val="28"/>
-            </w:rPr>
-            <w:t xml:space="preserve">3.2.2 </w:t>
-          </w:r>
-          <w:r>
-            <w:rPr>
-              <w:rFonts w:hint="eastAsia"/>
-            </w:rPr>
-            <w:t>PWM输出设计</w:t>
-          </w:r>
-          <w:r>
-            <w:tab/>
-          </w:r>
-          <w:r>
-            <w:fldChar w:fldCharType="begin"/>
-          </w:r>
-          <w:r>
-            <w:instrText xml:space="preserve"> PAGEREF _Toc20172 \h </w:instrText>
-          </w:r>
-          <w:r>
-            <w:fldChar w:fldCharType="separate"/>
-          </w:r>
-          <w:r>
-            <w:t>13</w:t>
           </w:r>
           <w:r>
             <w:fldChar w:fldCharType="end"/>
@@ -2856,7 +2716,7 @@
               <w:bCs/>
               <w:lang w:val="zh-CN"/>
             </w:rPr>
-            <w:instrText xml:space="preserve"> HYPERLINK \l _Toc14770 </w:instrText>
+            <w:instrText xml:space="preserve"> HYPERLINK \l _Toc24949 </w:instrText>
           </w:r>
           <w:r>
             <w:rPr>
@@ -2877,7 +2737,7 @@
             <w:rPr>
               <w:rFonts w:hint="eastAsia"/>
             </w:rPr>
-            <w:t>模数转换器功能设计</w:t>
+            <w:t>OLED 屏幕显示驱动程序</w:t>
           </w:r>
           <w:r>
             <w:tab/>
@@ -2886,13 +2746,13 @@
             <w:fldChar w:fldCharType="begin"/>
           </w:r>
           <w:r>
-            <w:instrText xml:space="preserve"> PAGEREF _Toc14770 \h </w:instrText>
+            <w:instrText xml:space="preserve"> PAGEREF _Toc24949 \h </w:instrText>
           </w:r>
           <w:r>
             <w:fldChar w:fldCharType="separate"/>
           </w:r>
           <w:r>
-            <w:t>14</w:t>
+            <w:t>13</w:t>
           </w:r>
           <w:r>
             <w:fldChar w:fldCharType="end"/>
@@ -2924,7 +2784,7 @@
               <w:bCs/>
               <w:lang w:val="zh-CN"/>
             </w:rPr>
-            <w:instrText xml:space="preserve"> HYPERLINK \l _Toc29724 </w:instrText>
+            <w:instrText xml:space="preserve"> HYPERLINK \l _Toc26890 </w:instrText>
           </w:r>
           <w:r>
             <w:rPr>
@@ -2945,7 +2805,7 @@
             <w:rPr>
               <w:rFonts w:hint="eastAsia"/>
             </w:rPr>
-            <w:t>外部中断功能设计</w:t>
+            <w:t>定时器与 PWM 输出配置</w:t>
           </w:r>
           <w:r>
             <w:tab/>
@@ -2954,13 +2814,13 @@
             <w:fldChar w:fldCharType="begin"/>
           </w:r>
           <w:r>
-            <w:instrText xml:space="preserve"> PAGEREF _Toc29724 \h </w:instrText>
+            <w:instrText xml:space="preserve"> PAGEREF _Toc26890 \h </w:instrText>
           </w:r>
           <w:r>
             <w:fldChar w:fldCharType="separate"/>
           </w:r>
           <w:r>
-            <w:t>14</w:t>
+            <w:t>15</w:t>
           </w:r>
           <w:r>
             <w:fldChar w:fldCharType="end"/>
@@ -2992,7 +2852,7 @@
               <w:bCs/>
               <w:lang w:val="zh-CN"/>
             </w:rPr>
-            <w:instrText xml:space="preserve"> HYPERLINK \l _Toc11261 </w:instrText>
+            <w:instrText xml:space="preserve"> HYPERLINK \l _Toc8659 </w:instrText>
           </w:r>
           <w:r>
             <w:rPr>
@@ -3013,7 +2873,7 @@
             <w:rPr>
               <w:rFonts w:hint="eastAsia"/>
             </w:rPr>
-            <w:t>OLED显示设计</w:t>
+            <w:t>PID 控制算法实现</w:t>
           </w:r>
           <w:r>
             <w:tab/>
@@ -3022,13 +2882,13 @@
             <w:fldChar w:fldCharType="begin"/>
           </w:r>
           <w:r>
-            <w:instrText xml:space="preserve"> PAGEREF _Toc11261 \h </w:instrText>
+            <w:instrText xml:space="preserve"> PAGEREF _Toc8659 \h </w:instrText>
           </w:r>
           <w:r>
             <w:fldChar w:fldCharType="separate"/>
           </w:r>
           <w:r>
-            <w:t>15</w:t>
+            <w:t>17</w:t>
           </w:r>
           <w:r>
             <w:fldChar w:fldCharType="end"/>
@@ -3060,7 +2920,7 @@
               <w:bCs/>
               <w:lang w:val="zh-CN"/>
             </w:rPr>
-            <w:instrText xml:space="preserve"> HYPERLINK \l _Toc1455 </w:instrText>
+            <w:instrText xml:space="preserve"> HYPERLINK \l _Toc23181 </w:instrText>
           </w:r>
           <w:r>
             <w:rPr>
@@ -3081,7 +2941,7 @@
             <w:rPr>
               <w:rFonts w:hint="eastAsia"/>
             </w:rPr>
-            <w:t>LED和按键功能设计</w:t>
+            <w:t>按键设定目标温度程序</w:t>
           </w:r>
           <w:r>
             <w:tab/>
@@ -3090,13 +2950,13 @@
             <w:fldChar w:fldCharType="begin"/>
           </w:r>
           <w:r>
-            <w:instrText xml:space="preserve"> PAGEREF _Toc1455 \h </w:instrText>
+            <w:instrText xml:space="preserve"> PAGEREF _Toc23181 \h </w:instrText>
           </w:r>
           <w:r>
             <w:fldChar w:fldCharType="separate"/>
           </w:r>
           <w:r>
-            <w:t>15</w:t>
+            <w:t>18</w:t>
           </w:r>
           <w:r>
             <w:fldChar w:fldCharType="end"/>
@@ -3130,7 +2990,7 @@
               <w:bCs/>
               <w:lang w:val="zh-CN"/>
             </w:rPr>
-            <w:instrText xml:space="preserve"> HYPERLINK \l _Toc4231 </w:instrText>
+            <w:instrText xml:space="preserve"> HYPERLINK \l _Toc21006 </w:instrText>
           </w:r>
           <w:r>
             <w:rPr>
@@ -3159,13 +3019,13 @@
             <w:fldChar w:fldCharType="begin"/>
           </w:r>
           <w:r>
-            <w:instrText xml:space="preserve"> PAGEREF _Toc4231 \h </w:instrText>
+            <w:instrText xml:space="preserve"> PAGEREF _Toc21006 \h </w:instrText>
           </w:r>
           <w:r>
             <w:fldChar w:fldCharType="separate"/>
           </w:r>
           <w:r>
-            <w:t>16</w:t>
+            <w:t>20</w:t>
           </w:r>
           <w:r>
             <w:fldChar w:fldCharType="end"/>
@@ -3197,7 +3057,7 @@
               <w:bCs/>
               <w:lang w:val="zh-CN"/>
             </w:rPr>
-            <w:instrText xml:space="preserve"> HYPERLINK \l _Toc5222 </w:instrText>
+            <w:instrText xml:space="preserve"> HYPERLINK \l _Toc26032 </w:instrText>
           </w:r>
           <w:r>
             <w:rPr>
@@ -3227,13 +3087,13 @@
             <w:fldChar w:fldCharType="begin"/>
           </w:r>
           <w:r>
-            <w:instrText xml:space="preserve"> PAGEREF _Toc5222 \h </w:instrText>
+            <w:instrText xml:space="preserve"> PAGEREF _Toc26032 \h </w:instrText>
           </w:r>
           <w:r>
             <w:fldChar w:fldCharType="separate"/>
           </w:r>
           <w:r>
-            <w:t>16</w:t>
+            <w:t>20</w:t>
           </w:r>
           <w:r>
             <w:fldChar w:fldCharType="end"/>
@@ -3265,7 +3125,7 @@
               <w:bCs/>
               <w:lang w:val="zh-CN"/>
             </w:rPr>
-            <w:instrText xml:space="preserve"> HYPERLINK \l _Toc5889 </w:instrText>
+            <w:instrText xml:space="preserve"> HYPERLINK \l _Toc24264 </w:instrText>
           </w:r>
           <w:r>
             <w:rPr>
@@ -3292,13 +3152,13 @@
             <w:fldChar w:fldCharType="begin"/>
           </w:r>
           <w:r>
-            <w:instrText xml:space="preserve"> PAGEREF _Toc5889 \h </w:instrText>
+            <w:instrText xml:space="preserve"> PAGEREF _Toc24264 \h </w:instrText>
           </w:r>
           <w:r>
             <w:fldChar w:fldCharType="separate"/>
           </w:r>
           <w:r>
-            <w:t>17</w:t>
+            <w:t>20</w:t>
           </w:r>
           <w:r>
             <w:fldChar w:fldCharType="end"/>
@@ -3330,7 +3190,7 @@
               <w:bCs/>
               <w:lang w:val="zh-CN"/>
             </w:rPr>
-            <w:instrText xml:space="preserve"> HYPERLINK \l _Toc12857 </w:instrText>
+            <w:instrText xml:space="preserve"> HYPERLINK \l _Toc12341 </w:instrText>
           </w:r>
           <w:r>
             <w:rPr>
@@ -3360,13 +3220,13 @@
             <w:fldChar w:fldCharType="begin"/>
           </w:r>
           <w:r>
-            <w:instrText xml:space="preserve"> PAGEREF _Toc12857 \h </w:instrText>
+            <w:instrText xml:space="preserve"> PAGEREF _Toc12341 \h </w:instrText>
           </w:r>
           <w:r>
             <w:fldChar w:fldCharType="separate"/>
           </w:r>
           <w:r>
-            <w:t>17</w:t>
+            <w:t>20</w:t>
           </w:r>
           <w:r>
             <w:fldChar w:fldCharType="end"/>
@@ -3398,7 +3258,7 @@
               <w:bCs/>
               <w:lang w:val="zh-CN"/>
             </w:rPr>
-            <w:instrText xml:space="preserve"> HYPERLINK \l _Toc20069 </w:instrText>
+            <w:instrText xml:space="preserve"> HYPERLINK \l _Toc15295 </w:instrText>
           </w:r>
           <w:r>
             <w:rPr>
@@ -3428,13 +3288,13 @@
             <w:fldChar w:fldCharType="begin"/>
           </w:r>
           <w:r>
-            <w:instrText xml:space="preserve"> PAGEREF _Toc20069 \h </w:instrText>
+            <w:instrText xml:space="preserve"> PAGEREF _Toc15295 \h </w:instrText>
           </w:r>
           <w:r>
             <w:fldChar w:fldCharType="separate"/>
           </w:r>
           <w:r>
-            <w:t>17</w:t>
+            <w:t>20</w:t>
           </w:r>
           <w:r>
             <w:fldChar w:fldCharType="end"/>
@@ -3466,7 +3326,7 @@
               <w:bCs/>
               <w:lang w:val="zh-CN"/>
             </w:rPr>
-            <w:instrText xml:space="preserve"> HYPERLINK \l _Toc27539 </w:instrText>
+            <w:instrText xml:space="preserve"> HYPERLINK \l _Toc14300 </w:instrText>
           </w:r>
           <w:r>
             <w:rPr>
@@ -3496,13 +3356,13 @@
             <w:fldChar w:fldCharType="begin"/>
           </w:r>
           <w:r>
-            <w:instrText xml:space="preserve"> PAGEREF _Toc27539 \h </w:instrText>
+            <w:instrText xml:space="preserve"> PAGEREF _Toc14300 \h </w:instrText>
           </w:r>
           <w:r>
             <w:fldChar w:fldCharType="separate"/>
           </w:r>
           <w:r>
-            <w:t>17</w:t>
+            <w:t>20</w:t>
           </w:r>
           <w:r>
             <w:fldChar w:fldCharType="end"/>
@@ -3534,7 +3394,7 @@
               <w:bCs/>
               <w:lang w:val="zh-CN"/>
             </w:rPr>
-            <w:instrText xml:space="preserve"> HYPERLINK \l _Toc19815 </w:instrText>
+            <w:instrText xml:space="preserve"> HYPERLINK \l _Toc19653 </w:instrText>
           </w:r>
           <w:r>
             <w:rPr>
@@ -3564,13 +3424,223 @@
             <w:fldChar w:fldCharType="begin"/>
           </w:r>
           <w:r>
-            <w:instrText xml:space="preserve"> PAGEREF _Toc19815 \h </w:instrText>
+            <w:instrText xml:space="preserve"> PAGEREF _Toc19653 \h </w:instrText>
           </w:r>
           <w:r>
             <w:fldChar w:fldCharType="separate"/>
           </w:r>
           <w:r>
-            <w:t>18</w:t>
+            <w:t>21</w:t>
+          </w:r>
+          <w:r>
+            <w:fldChar w:fldCharType="end"/>
+          </w:r>
+          <w:r>
+            <w:rPr>
+              <w:bCs/>
+              <w:lang w:val="zh-CN"/>
+            </w:rPr>
+            <w:fldChar w:fldCharType="end"/>
+          </w:r>
+        </w:p>
+        <w:p>
+          <w:pPr>
+            <w:pStyle w:val="24"/>
+            <w:tabs>
+              <w:tab w:val="right" w:leader="dot" w:pos="8504"/>
+            </w:tabs>
+          </w:pPr>
+          <w:r>
+            <w:rPr>
+              <w:bCs/>
+              <w:lang w:val="zh-CN"/>
+            </w:rPr>
+            <w:fldChar w:fldCharType="begin"/>
+          </w:r>
+          <w:r>
+            <w:rPr>
+              <w:bCs/>
+              <w:lang w:val="zh-CN"/>
+            </w:rPr>
+            <w:instrText xml:space="preserve"> HYPERLINK \l _Toc506 </w:instrText>
+          </w:r>
+          <w:r>
+            <w:rPr>
+              <w:bCs/>
+              <w:lang w:val="zh-CN"/>
+            </w:rPr>
+            <w:fldChar w:fldCharType="separate"/>
+          </w:r>
+          <w:r>
+            <w:rPr>
+              <w:rFonts w:hint="default" w:ascii="Times New Roman" w:hAnsi="Times New Roman" w:eastAsia="黑体" w:cs="Times New Roman"/>
+              <w:bCs/>
+              <w:i w:val="0"/>
+              <w:kern w:val="44"/>
+              <w:szCs w:val="28"/>
+              <w:lang w:val="en-US" w:eastAsia="zh-CN" w:bidi="ar-SA"/>
+            </w:rPr>
+            <w:t xml:space="preserve">4.3 </w:t>
+          </w:r>
+          <w:r>
+            <w:rPr>
+              <w:rFonts w:hint="eastAsia" w:ascii="Times New Roman" w:hAnsi="Times New Roman" w:eastAsia="黑体" w:cs="Times New Roman"/>
+              <w:bCs/>
+              <w:kern w:val="44"/>
+              <w:szCs w:val="32"/>
+              <w:lang w:val="en-US" w:eastAsia="zh-CN" w:bidi="ar-SA"/>
+            </w:rPr>
+            <w:t>系统功能与性能测试</w:t>
+          </w:r>
+          <w:r>
+            <w:tab/>
+          </w:r>
+          <w:r>
+            <w:fldChar w:fldCharType="begin"/>
+          </w:r>
+          <w:r>
+            <w:instrText xml:space="preserve"> PAGEREF _Toc506 \h </w:instrText>
+          </w:r>
+          <w:r>
+            <w:fldChar w:fldCharType="separate"/>
+          </w:r>
+          <w:r>
+            <w:t>21</w:t>
+          </w:r>
+          <w:r>
+            <w:fldChar w:fldCharType="end"/>
+          </w:r>
+          <w:r>
+            <w:rPr>
+              <w:bCs/>
+              <w:lang w:val="zh-CN"/>
+            </w:rPr>
+            <w:fldChar w:fldCharType="end"/>
+          </w:r>
+        </w:p>
+        <w:p>
+          <w:pPr>
+            <w:pStyle w:val="16"/>
+            <w:tabs>
+              <w:tab w:val="right" w:leader="dot" w:pos="8504"/>
+            </w:tabs>
+          </w:pPr>
+          <w:r>
+            <w:rPr>
+              <w:bCs/>
+              <w:lang w:val="zh-CN"/>
+            </w:rPr>
+            <w:fldChar w:fldCharType="begin"/>
+          </w:r>
+          <w:r>
+            <w:rPr>
+              <w:bCs/>
+              <w:lang w:val="zh-CN"/>
+            </w:rPr>
+            <w:instrText xml:space="preserve"> HYPERLINK \l _Toc6013 </w:instrText>
+          </w:r>
+          <w:r>
+            <w:rPr>
+              <w:bCs/>
+              <w:lang w:val="zh-CN"/>
+            </w:rPr>
+            <w:fldChar w:fldCharType="separate"/>
+          </w:r>
+          <w:r>
+            <w:rPr>
+              <w:rFonts w:hint="default" w:ascii="Times New Roman" w:hAnsi="Times New Roman" w:eastAsia="黑体"/>
+              <w:i w:val="0"/>
+              <w:szCs w:val="28"/>
+              <w:lang w:eastAsia="zh-CN"/>
+            </w:rPr>
+            <w:t xml:space="preserve">4.3.1 </w:t>
+          </w:r>
+          <w:r>
+            <w:rPr>
+              <w:rFonts w:hint="eastAsia"/>
+            </w:rPr>
+            <w:t>温度采集精度测试</w:t>
+          </w:r>
+          <w:r>
+            <w:tab/>
+          </w:r>
+          <w:r>
+            <w:fldChar w:fldCharType="begin"/>
+          </w:r>
+          <w:r>
+            <w:instrText xml:space="preserve"> PAGEREF _Toc6013 \h </w:instrText>
+          </w:r>
+          <w:r>
+            <w:fldChar w:fldCharType="separate"/>
+          </w:r>
+          <w:r>
+            <w:t>21</w:t>
+          </w:r>
+          <w:r>
+            <w:fldChar w:fldCharType="end"/>
+          </w:r>
+          <w:r>
+            <w:rPr>
+              <w:bCs/>
+              <w:lang w:val="zh-CN"/>
+            </w:rPr>
+            <w:fldChar w:fldCharType="end"/>
+          </w:r>
+        </w:p>
+        <w:p>
+          <w:pPr>
+            <w:pStyle w:val="16"/>
+            <w:tabs>
+              <w:tab w:val="right" w:leader="dot" w:pos="8504"/>
+            </w:tabs>
+          </w:pPr>
+          <w:r>
+            <w:rPr>
+              <w:bCs/>
+              <w:lang w:val="zh-CN"/>
+            </w:rPr>
+            <w:fldChar w:fldCharType="begin"/>
+          </w:r>
+          <w:r>
+            <w:rPr>
+              <w:bCs/>
+              <w:lang w:val="zh-CN"/>
+            </w:rPr>
+            <w:instrText xml:space="preserve"> HYPERLINK \l _Toc17600 </w:instrText>
+          </w:r>
+          <w:r>
+            <w:rPr>
+              <w:bCs/>
+              <w:lang w:val="zh-CN"/>
+            </w:rPr>
+            <w:fldChar w:fldCharType="separate"/>
+          </w:r>
+          <w:r>
+            <w:rPr>
+              <w:rFonts w:hint="default" w:ascii="Times New Roman" w:hAnsi="Times New Roman" w:eastAsia="黑体"/>
+              <w:i w:val="0"/>
+              <w:szCs w:val="28"/>
+              <w:lang w:val="en-US" w:eastAsia="zh-CN"/>
+            </w:rPr>
+            <w:t xml:space="preserve">4.3.2 </w:t>
+          </w:r>
+          <w:r>
+            <w:t>PID 恒温控制性能测试</w:t>
+          </w:r>
+          <w:r>
+            <w:tab/>
+          </w:r>
+          <w:r>
+            <w:fldChar w:fldCharType="begin"/>
+          </w:r>
+          <w:r>
+            <w:instrText xml:space="preserve"> PAGEREF _Toc17600 \h </w:instrText>
+          </w:r>
+          <w:r>
+            <w:fldChar w:fldCharType="separate"/>
+          </w:r>
+          <w:r>
+            <w:t>22</w:t>
           </w:r>
           <w:r>
             <w:fldChar w:fldCharType="end"/>
@@ -3604,7 +3674,7 @@
               <w:bCs/>
               <w:lang w:val="zh-CN"/>
             </w:rPr>
-            <w:instrText xml:space="preserve"> HYPERLINK \l _Toc4228 </w:instrText>
+            <w:instrText xml:space="preserve"> HYPERLINK \l _Toc16314 </w:instrText>
           </w:r>
           <w:r>
             <w:rPr>
@@ -3636,13 +3706,13 @@
             <w:fldChar w:fldCharType="begin"/>
           </w:r>
           <w:r>
-            <w:instrText xml:space="preserve"> PAGEREF _Toc4228 \h </w:instrText>
+            <w:instrText xml:space="preserve"> PAGEREF _Toc16314 \h </w:instrText>
           </w:r>
           <w:r>
             <w:fldChar w:fldCharType="separate"/>
           </w:r>
           <w:r>
-            <w:t>20</w:t>
+            <w:t>23</w:t>
           </w:r>
           <w:r>
             <w:fldChar w:fldCharType="end"/>
@@ -3676,7 +3746,7 @@
               <w:bCs/>
               <w:lang w:val="zh-CN"/>
             </w:rPr>
-            <w:instrText xml:space="preserve"> HYPERLINK \l _Toc3924 </w:instrText>
+            <w:instrText xml:space="preserve"> HYPERLINK \l _Toc25593 </w:instrText>
           </w:r>
           <w:r>
             <w:rPr>
@@ -3698,13 +3768,13 @@
             <w:fldChar w:fldCharType="begin"/>
           </w:r>
           <w:r>
-            <w:instrText xml:space="preserve"> PAGEREF _Toc3924 \h </w:instrText>
+            <w:instrText xml:space="preserve"> PAGEREF _Toc25593 \h </w:instrText>
           </w:r>
           <w:r>
             <w:fldChar w:fldCharType="separate"/>
           </w:r>
           <w:r>
-            <w:t>21</w:t>
+            <w:t>25</w:t>
           </w:r>
           <w:r>
             <w:fldChar w:fldCharType="end"/>
@@ -3738,7 +3808,7 @@
               <w:bCs/>
               <w:lang w:val="zh-CN"/>
             </w:rPr>
-            <w:instrText xml:space="preserve"> HYPERLINK \l _Toc29849 </w:instrText>
+            <w:instrText xml:space="preserve"> HYPERLINK \l _Toc25940 </w:instrText>
           </w:r>
           <w:r>
             <w:rPr>
@@ -3760,13 +3830,13 @@
             <w:fldChar w:fldCharType="begin"/>
           </w:r>
           <w:r>
-            <w:instrText xml:space="preserve"> PAGEREF _Toc29849 \h </w:instrText>
+            <w:instrText xml:space="preserve"> PAGEREF _Toc25940 \h </w:instrText>
           </w:r>
           <w:r>
             <w:fldChar w:fldCharType="separate"/>
           </w:r>
           <w:r>
-            <w:t>22</w:t>
+            <w:t>26</w:t>
           </w:r>
           <w:r>
             <w:fldChar w:fldCharType="end"/>
@@ -3805,15 +3875,17 @@
           <w:docGrid w:linePitch="312" w:charSpace="0"/>
         </w:sectPr>
       </w:pPr>
+      <w:bookmarkStart w:id="93" w:name="_GoBack"/>
+      <w:bookmarkEnd w:id="93"/>
     </w:p>
     <w:p>
       <w:pPr>
         <w:pStyle w:val="2"/>
       </w:pPr>
-      <w:bookmarkStart w:id="10" w:name="_Toc490999834"/>
-      <w:bookmarkStart w:id="11" w:name="_Toc478305473"/>
+      <w:bookmarkStart w:id="10" w:name="_Toc478305473"/>
+      <w:bookmarkStart w:id="11" w:name="_Toc490999834"/>
       <w:bookmarkStart w:id="12" w:name="_Toc477180878"/>
-      <w:bookmarkStart w:id="13" w:name="_Toc14176"/>
+      <w:bookmarkStart w:id="13" w:name="_Toc18644"/>
       <w:r>
         <w:rPr>
           <w:rFonts w:hint="eastAsia"/>
@@ -3832,7 +3904,7 @@
       <w:bookmarkStart w:id="14" w:name="_Toc478305474"/>
       <w:bookmarkStart w:id="15" w:name="_Toc477180879"/>
       <w:bookmarkStart w:id="16" w:name="_Toc490999835"/>
-      <w:bookmarkStart w:id="17" w:name="_Toc6538"/>
+      <w:bookmarkStart w:id="17" w:name="_Toc6390"/>
       <w:r>
         <w:rPr>
           <w:rFonts w:hint="eastAsia"/>
@@ -3890,7 +3962,7 @@
       <w:r>
         <w:t xml:space="preserve"> </w:t>
       </w:r>
-      <w:bookmarkStart w:id="18" w:name="_Toc8426"/>
+      <w:bookmarkStart w:id="18" w:name="_Toc15409"/>
       <w:r>
         <w:rPr>
           <w:rFonts w:hint="eastAsia"/>
@@ -3913,7 +3985,7 @@
       <w:pPr>
         <w:pStyle w:val="4"/>
       </w:pPr>
-      <w:bookmarkStart w:id="19" w:name="_Toc13661"/>
+      <w:bookmarkStart w:id="19" w:name="_Toc30798"/>
       <w:r>
         <w:rPr>
           <w:rFonts w:hint="eastAsia"/>
@@ -3955,7 +4027,7 @@
       <w:pPr>
         <w:pStyle w:val="4"/>
       </w:pPr>
-      <w:bookmarkStart w:id="20" w:name="_Toc7103"/>
+      <w:bookmarkStart w:id="20" w:name="_Toc28795"/>
       <w:r>
         <w:rPr>
           <w:rFonts w:hint="eastAsia"/>
@@ -3991,7 +4063,7 @@
       <w:pPr>
         <w:pStyle w:val="4"/>
       </w:pPr>
-      <w:bookmarkStart w:id="21" w:name="_Toc21275"/>
+      <w:bookmarkStart w:id="21" w:name="_Toc26776"/>
       <w:r>
         <w:rPr>
           <w:rFonts w:hint="eastAsia"/>
@@ -4034,7 +4106,7 @@
       </w:pPr>
       <w:bookmarkStart w:id="22" w:name="_Toc460567892"/>
       <w:bookmarkStart w:id="23" w:name="_Toc345156489"/>
-      <w:bookmarkStart w:id="24" w:name="_Toc11375"/>
+      <w:bookmarkStart w:id="24" w:name="_Toc27588"/>
       <w:r>
         <w:rPr>
           <w:rFonts w:hint="eastAsia"/>
@@ -4056,7 +4128,7 @@
       <w:pPr>
         <w:pStyle w:val="4"/>
       </w:pPr>
-      <w:bookmarkStart w:id="25" w:name="_Toc9582"/>
+      <w:bookmarkStart w:id="25" w:name="_Toc14186"/>
       <w:r>
         <w:rPr>
           <w:rFonts w:hint="eastAsia"/>
@@ -4090,7 +4162,7 @@
           <w:rFonts w:hint="eastAsia"/>
         </w:rPr>
       </w:pPr>
-      <w:bookmarkStart w:id="26" w:name="_Toc25072"/>
+      <w:bookmarkStart w:id="26" w:name="_Toc19948"/>
       <w:r>
         <w:rPr>
           <w:rFonts w:hint="eastAsia"/>
@@ -4138,7 +4210,7 @@
           <w:rFonts w:hint="eastAsia"/>
         </w:rPr>
       </w:pPr>
-      <w:bookmarkStart w:id="27" w:name="_Toc21147"/>
+      <w:bookmarkStart w:id="27" w:name="_Toc29499"/>
       <w:r>
         <w:rPr>
           <w:rFonts w:hint="eastAsia"/>
@@ -4167,7 +4239,7 @@
           <w:rFonts w:hint="eastAsia"/>
         </w:rPr>
       </w:pPr>
-      <w:bookmarkStart w:id="28" w:name="_Toc30707"/>
+      <w:bookmarkStart w:id="28" w:name="_Toc2366"/>
       <w:r>
         <w:rPr>
           <w:rFonts w:hint="eastAsia"/>
@@ -4199,10 +4271,12 @@
         <w:pStyle w:val="4"/>
       </w:pPr>
       <w:bookmarkStart w:id="29" w:name="_Toc240108462"/>
+      <w:bookmarkStart w:id="30" w:name="_Toc13333"/>
       <w:r>
         <w:t>MOS 管驱动模块</w:t>
       </w:r>
       <w:bookmarkEnd w:id="29"/>
+      <w:bookmarkEnd w:id="30"/>
     </w:p>
     <w:p>
       <w:pPr>
@@ -4223,8 +4297,8 @@
           <w:rFonts w:hAnsi="宋体"/>
         </w:rPr>
       </w:pPr>
-      <w:bookmarkStart w:id="30" w:name="_Toc9227"/>
       <w:bookmarkStart w:id="31" w:name="_Toc460567893"/>
+      <w:bookmarkStart w:id="32" w:name="_Toc12510"/>
       <w:r>
         <w:rPr>
           <w:rFonts w:hint="eastAsia"/>
@@ -4244,8 +4318,8 @@
         </w:rPr>
         <w:t>的基本原理</w:t>
       </w:r>
-      <w:bookmarkEnd w:id="30"/>
       <w:bookmarkEnd w:id="31"/>
+      <w:bookmarkEnd w:id="32"/>
     </w:p>
     <w:p>
       <w:pPr>
@@ -4289,13 +4363,13 @@
           <w:rFonts w:hAnsi="宋体"/>
         </w:rPr>
       </w:pPr>
-      <w:bookmarkStart w:id="32" w:name="_Toc769"/>
       <w:bookmarkStart w:id="33" w:name="_Toc28816"/>
       <w:bookmarkStart w:id="34" w:name="_Toc18950"/>
-      <w:bookmarkStart w:id="35" w:name="_Toc460567894"/>
+      <w:bookmarkStart w:id="35" w:name="_Toc769"/>
       <w:bookmarkStart w:id="36" w:name="_Toc295810423"/>
-      <w:bookmarkStart w:id="37" w:name="_Toc16263"/>
-      <w:bookmarkStart w:id="38" w:name="_Toc1237"/>
+      <w:bookmarkStart w:id="37" w:name="_Toc460567894"/>
+      <w:bookmarkStart w:id="38" w:name="_Toc16263"/>
+      <w:bookmarkStart w:id="39" w:name="_Toc14022"/>
       <w:r>
         <w:rPr>
           <w:rFonts w:hint="eastAsia" w:hAnsi="宋体"/>
@@ -4315,13 +4389,13 @@
         </w:rPr>
         <w:t>的技术指标</w:t>
       </w:r>
-      <w:bookmarkEnd w:id="32"/>
       <w:bookmarkEnd w:id="33"/>
       <w:bookmarkEnd w:id="34"/>
       <w:bookmarkEnd w:id="35"/>
       <w:bookmarkEnd w:id="36"/>
       <w:bookmarkEnd w:id="37"/>
       <w:bookmarkEnd w:id="38"/>
+      <w:bookmarkEnd w:id="39"/>
     </w:p>
     <w:p>
       <w:pPr>
@@ -4529,8 +4603,8 @@
       <w:pPr>
         <w:pStyle w:val="3"/>
       </w:pPr>
-      <w:bookmarkStart w:id="39" w:name="_Toc490999836"/>
-      <w:bookmarkStart w:id="40" w:name="_Toc18165"/>
+      <w:bookmarkStart w:id="40" w:name="_Toc490999836"/>
+      <w:bookmarkStart w:id="41" w:name="_Toc5047"/>
       <w:r>
         <w:rPr>
           <w:rFonts w:hint="eastAsia"/>
@@ -4540,8 +4614,8 @@
       <w:r>
         <w:t>的结构和内容</w:t>
       </w:r>
-      <w:bookmarkEnd w:id="39"/>
       <w:bookmarkEnd w:id="40"/>
+      <w:bookmarkEnd w:id="41"/>
     </w:p>
     <w:p>
       <w:pPr>
@@ -4602,11 +4676,11 @@
       <w:pPr>
         <w:pStyle w:val="2"/>
       </w:pPr>
-      <w:bookmarkStart w:id="41" w:name="_Toc22544"/>
+      <w:bookmarkStart w:id="42" w:name="_Toc18072"/>
       <w:r>
         <w:t>方案设计</w:t>
       </w:r>
-      <w:bookmarkEnd w:id="41"/>
+      <w:bookmarkEnd w:id="42"/>
     </w:p>
     <w:p>
       <w:pPr>
@@ -4616,18 +4690,18 @@
         </w:tabs>
         <w:spacing w:line="240" w:lineRule="auto"/>
       </w:pPr>
-      <w:bookmarkStart w:id="42" w:name="_Toc460567896"/>
-      <w:bookmarkStart w:id="43" w:name="_Toc20350"/>
-      <w:bookmarkStart w:id="44" w:name="_Toc345156497"/>
-      <w:bookmarkStart w:id="45" w:name="_Toc490999838"/>
+      <w:bookmarkStart w:id="43" w:name="_Toc460567896"/>
+      <w:bookmarkStart w:id="44" w:name="_Toc20427"/>
+      <w:bookmarkStart w:id="45" w:name="_Toc345156497"/>
+      <w:bookmarkStart w:id="46" w:name="_Toc490999838"/>
       <w:r>
         <w:rPr>
           <w:rFonts w:hint="eastAsia"/>
         </w:rPr>
         <w:t>总体方案设计</w:t>
       </w:r>
-      <w:bookmarkEnd w:id="42"/>
       <w:bookmarkEnd w:id="43"/>
+      <w:bookmarkEnd w:id="44"/>
     </w:p>
     <w:p>
       <w:pPr>
@@ -4775,21 +4849,21 @@
         <w:t>电源部分区分数字电源与功率驱动电源，加热片和风扇属于功率器件，增加滤波电容，减少功率器件启停对单片机数字电路的干扰。</w:t>
       </w:r>
     </w:p>
-    <w:bookmarkEnd w:id="44"/>
+    <w:bookmarkEnd w:id="45"/>
     <w:p>
       <w:pPr>
         <w:pStyle w:val="3"/>
       </w:pPr>
-      <w:bookmarkStart w:id="46" w:name="_Toc460567897"/>
-      <w:bookmarkStart w:id="47" w:name="_Toc5476"/>
+      <w:bookmarkStart w:id="47" w:name="_Toc460567897"/>
+      <w:bookmarkStart w:id="48" w:name="_Toc4574"/>
       <w:r>
         <w:rPr>
           <w:rFonts w:hint="eastAsia"/>
         </w:rPr>
         <w:t>各部分电路设计及理论计算</w:t>
       </w:r>
-      <w:bookmarkEnd w:id="46"/>
       <w:bookmarkEnd w:id="47"/>
+      <w:bookmarkEnd w:id="48"/>
     </w:p>
     <w:p>
       <w:pPr>
@@ -4801,12 +4875,14 @@
         <w:spacing w:line="240" w:lineRule="auto"/>
         <w:ind w:left="0" w:firstLine="0"/>
       </w:pPr>
+      <w:bookmarkStart w:id="49" w:name="_Toc10514"/>
       <w:r>
         <w:rPr>
           <w:rFonts w:hint="eastAsia"/>
         </w:rPr>
         <w:t>STM32F103C8T6 最小系统电路</w:t>
       </w:r>
+      <w:bookmarkEnd w:id="49"/>
     </w:p>
     <w:p>
       <w:pPr>
@@ -4994,12 +5070,14 @@
           <w:rFonts w:hint="eastAsia"/>
         </w:rPr>
       </w:pPr>
+      <w:bookmarkStart w:id="50" w:name="_Toc10200"/>
       <w:r>
         <w:rPr>
           <w:rFonts w:hint="eastAsia"/>
         </w:rPr>
         <w:t>DS18B20 温度传感器接口电路</w:t>
       </w:r>
+      <w:bookmarkEnd w:id="50"/>
     </w:p>
     <w:p>
       <w:pPr>
@@ -5146,12 +5224,14 @@
         <w:spacing w:line="240" w:lineRule="auto"/>
         <w:ind w:left="0" w:firstLine="0"/>
       </w:pPr>
+      <w:bookmarkStart w:id="51" w:name="_Toc2129"/>
       <w:r>
         <w:rPr>
           <w:rFonts w:hint="eastAsia"/>
         </w:rPr>
         <w:t>0.96 寸 OLED 显示接口电路</w:t>
       </w:r>
+      <w:bookmarkEnd w:id="51"/>
     </w:p>
     <w:p>
       <w:pPr>
@@ -5288,12 +5368,14 @@
         <w:spacing w:line="240" w:lineRule="auto"/>
         <w:ind w:left="0" w:firstLine="0"/>
       </w:pPr>
+      <w:bookmarkStart w:id="52" w:name="_Toc4792"/>
       <w:r>
         <w:rPr>
           <w:rFonts w:hint="eastAsia"/>
         </w:rPr>
         <w:t>加热片、风扇驱动电路设计</w:t>
       </w:r>
+      <w:bookmarkEnd w:id="52"/>
     </w:p>
     <w:p>
       <w:pPr>
@@ -5463,12 +5545,14 @@
         <w:spacing w:line="240" w:lineRule="auto"/>
         <w:ind w:left="0" w:firstLine="0"/>
       </w:pPr>
+      <w:bookmarkStart w:id="53" w:name="_Toc27011"/>
       <w:r>
         <w:rPr>
           <w:rFonts w:hint="eastAsia"/>
         </w:rPr>
         <w:t>电源稳压电路设计</w:t>
       </w:r>
+      <w:bookmarkEnd w:id="53"/>
     </w:p>
     <w:p>
       <w:pPr>
@@ -6057,6 +6141,7 @@
           <w:lang w:val="en-US" w:eastAsia="zh-CN"/>
         </w:rPr>
       </w:pPr>
+      <w:bookmarkStart w:id="54" w:name="_Toc22222"/>
       <w:r>
         <w:rPr>
           <w:rFonts w:hint="eastAsia"/>
@@ -6064,6 +6149,7 @@
         </w:rPr>
         <w:t>按键输入电路</w:t>
       </w:r>
+      <w:bookmarkEnd w:id="54"/>
     </w:p>
     <w:p>
       <w:pPr>
@@ -6197,6 +6283,7 @@
           <w:lang w:val="en-US" w:eastAsia="zh-CN"/>
         </w:rPr>
       </w:pPr>
+      <w:bookmarkStart w:id="55" w:name="_Toc32472"/>
       <w:r>
         <w:rPr>
           <w:rFonts w:hint="eastAsia"/>
@@ -6204,6 +6291,7 @@
         </w:rPr>
         <w:t>总体方案原理图</w:t>
       </w:r>
+      <w:bookmarkEnd w:id="55"/>
     </w:p>
     <w:p>
       <w:r>
@@ -6320,30 +6408,32 @@
         </w:rPr>
       </w:pPr>
     </w:p>
-    <w:bookmarkEnd w:id="45"/>
+    <w:bookmarkEnd w:id="46"/>
     <w:p>
       <w:pPr>
         <w:pStyle w:val="2"/>
         <w:ind w:left="0" w:firstLine="0"/>
       </w:pPr>
-      <w:bookmarkStart w:id="48" w:name="_Toc15863"/>
+      <w:bookmarkStart w:id="56" w:name="_Toc10283"/>
       <w:r>
         <w:rPr>
           <w:rFonts w:hint="eastAsia"/>
         </w:rPr>
         <w:t>软件设计</w:t>
       </w:r>
-      <w:bookmarkEnd w:id="48"/>
+      <w:bookmarkEnd w:id="56"/>
     </w:p>
     <w:p>
       <w:pPr>
         <w:pStyle w:val="3"/>
       </w:pPr>
-      <w:bookmarkStart w:id="49" w:name="_Toc240108477"/>
+      <w:bookmarkStart w:id="57" w:name="_Toc240108477"/>
+      <w:bookmarkStart w:id="58" w:name="_Toc13391"/>
       <w:r>
         <w:t>系统主程序框架设计</w:t>
       </w:r>
-      <w:bookmarkEnd w:id="49"/>
+      <w:bookmarkEnd w:id="57"/>
+      <w:bookmarkEnd w:id="58"/>
     </w:p>
     <w:p>
       <w:pPr>
@@ -6490,12 +6580,14 @@
         <w:pStyle w:val="3"/>
         <w:bidi w:val="0"/>
       </w:pPr>
+      <w:bookmarkStart w:id="59" w:name="_Toc29239"/>
       <w:r>
         <w:rPr>
           <w:rFonts w:hint="eastAsia"/>
         </w:rPr>
         <w:t>DS18B20 温度采集程序设计</w:t>
       </w:r>
+      <w:bookmarkEnd w:id="59"/>
     </w:p>
     <w:p>
       <w:pPr>
@@ -6701,12 +6793,14 @@
         <w:pStyle w:val="3"/>
         <w:bidi w:val="0"/>
       </w:pPr>
+      <w:bookmarkStart w:id="60" w:name="_Toc24949"/>
       <w:r>
         <w:rPr>
           <w:rFonts w:hint="eastAsia"/>
         </w:rPr>
         <w:t>OLED 屏幕显示驱动程序</w:t>
       </w:r>
+      <w:bookmarkEnd w:id="60"/>
     </w:p>
     <w:p>
       <w:pPr>
@@ -6961,12 +7055,14 @@
           <w:rFonts w:hint="eastAsia"/>
         </w:rPr>
       </w:pPr>
+      <w:bookmarkStart w:id="61" w:name="_Toc26890"/>
       <w:r>
         <w:rPr>
           <w:rFonts w:hint="eastAsia"/>
         </w:rPr>
         <w:t>定时器与 PWM 输出配置</w:t>
       </w:r>
+      <w:bookmarkEnd w:id="61"/>
     </w:p>
     <w:p>
       <w:pPr>
@@ -7294,12 +7390,14 @@
         <w:spacing w:line="240" w:lineRule="auto"/>
         <w:ind w:left="0" w:firstLine="0"/>
       </w:pPr>
+      <w:bookmarkStart w:id="62" w:name="_Toc8659"/>
       <w:r>
         <w:rPr>
           <w:rFonts w:hint="eastAsia"/>
         </w:rPr>
         <w:t>PID 控制算法实现</w:t>
       </w:r>
+      <w:bookmarkEnd w:id="62"/>
     </w:p>
     <w:p>
       <w:pPr>
@@ -7502,12 +7600,14 @@
         <w:spacing w:line="240" w:lineRule="auto"/>
         <w:ind w:left="0" w:firstLine="0"/>
       </w:pPr>
+      <w:bookmarkStart w:id="63" w:name="_Toc23181"/>
       <w:r>
         <w:rPr>
           <w:rFonts w:hint="eastAsia"/>
         </w:rPr>
         <w:t>按键设定目标温度程序</w:t>
       </w:r>
+      <w:bookmarkEnd w:id="63"/>
     </w:p>
     <w:p>
       <w:pPr>
@@ -7679,30 +7779,30 @@
       <w:pPr>
         <w:pStyle w:val="2"/>
       </w:pPr>
-      <w:bookmarkStart w:id="50" w:name="_Toc4231"/>
+      <w:bookmarkStart w:id="64" w:name="_Toc21006"/>
       <w:r>
         <w:rPr>
           <w:rFonts w:hint="eastAsia"/>
         </w:rPr>
         <w:t>焊接调试</w:t>
       </w:r>
-      <w:bookmarkEnd w:id="50"/>
+      <w:bookmarkEnd w:id="64"/>
     </w:p>
     <w:p>
       <w:pPr>
         <w:pStyle w:val="3"/>
       </w:pPr>
-      <w:bookmarkStart w:id="51" w:name="_Toc460567906"/>
-      <w:bookmarkStart w:id="52" w:name="_Toc5222"/>
-      <w:bookmarkStart w:id="53" w:name="_Toc490999840"/>
+      <w:bookmarkStart w:id="65" w:name="_Toc460567906"/>
+      <w:bookmarkStart w:id="66" w:name="_Toc26032"/>
+      <w:bookmarkStart w:id="67" w:name="_Toc490999840"/>
       <w:r>
         <w:rPr>
           <w:rFonts w:hint="eastAsia"/>
         </w:rPr>
         <w:t>焊接安装</w:t>
       </w:r>
-      <w:bookmarkEnd w:id="51"/>
-      <w:bookmarkEnd w:id="52"/>
+      <w:bookmarkEnd w:id="65"/>
+      <w:bookmarkEnd w:id="66"/>
     </w:p>
     <w:p>
       <w:pPr>
@@ -7743,28 +7843,28 @@
       <w:pPr>
         <w:pStyle w:val="3"/>
       </w:pPr>
-      <w:bookmarkStart w:id="54" w:name="_Toc5889"/>
-      <w:bookmarkStart w:id="55" w:name="_Toc460567907"/>
+      <w:bookmarkStart w:id="68" w:name="_Toc460567907"/>
+      <w:bookmarkStart w:id="69" w:name="_Toc24264"/>
       <w:r>
         <w:t>调试</w:t>
       </w:r>
-      <w:bookmarkEnd w:id="54"/>
-      <w:bookmarkEnd w:id="55"/>
+      <w:bookmarkEnd w:id="68"/>
+      <w:bookmarkEnd w:id="69"/>
     </w:p>
     <w:p>
       <w:pPr>
         <w:pStyle w:val="4"/>
       </w:pPr>
-      <w:bookmarkStart w:id="56" w:name="_Toc12857"/>
-      <w:bookmarkStart w:id="57" w:name="_Toc460567908"/>
+      <w:bookmarkStart w:id="70" w:name="_Toc460567908"/>
+      <w:bookmarkStart w:id="71" w:name="_Toc12341"/>
       <w:r>
         <w:rPr>
           <w:rFonts w:hint="eastAsia"/>
         </w:rPr>
         <w:t>准备调试仪器</w:t>
       </w:r>
-      <w:bookmarkEnd w:id="56"/>
-      <w:bookmarkEnd w:id="57"/>
+      <w:bookmarkEnd w:id="70"/>
+      <w:bookmarkEnd w:id="71"/>
     </w:p>
     <w:p>
       <w:pPr>
@@ -7828,16 +7928,16 @@
       <w:pPr>
         <w:pStyle w:val="4"/>
       </w:pPr>
-      <w:bookmarkStart w:id="58" w:name="_Toc20069"/>
-      <w:bookmarkStart w:id="59" w:name="_Toc460567909"/>
+      <w:bookmarkStart w:id="72" w:name="_Toc460567909"/>
+      <w:bookmarkStart w:id="73" w:name="_Toc15295"/>
       <w:r>
         <w:rPr>
           <w:rFonts w:hint="eastAsia"/>
         </w:rPr>
         <w:t>通电前检查</w:t>
       </w:r>
-      <w:bookmarkEnd w:id="58"/>
-      <w:bookmarkEnd w:id="59"/>
+      <w:bookmarkEnd w:id="72"/>
+      <w:bookmarkEnd w:id="73"/>
     </w:p>
     <w:p>
       <w:pPr>
@@ -7898,16 +7998,16 @@
       <w:pPr>
         <w:pStyle w:val="4"/>
       </w:pPr>
-      <w:bookmarkStart w:id="60" w:name="_Toc460567910"/>
-      <w:bookmarkStart w:id="61" w:name="_Toc27539"/>
+      <w:bookmarkStart w:id="74" w:name="_Toc460567910"/>
+      <w:bookmarkStart w:id="75" w:name="_Toc14300"/>
       <w:r>
         <w:rPr>
           <w:rFonts w:hint="eastAsia"/>
         </w:rPr>
         <w:t>通电后观察</w:t>
       </w:r>
-      <w:bookmarkEnd w:id="60"/>
-      <w:bookmarkEnd w:id="61"/>
+      <w:bookmarkEnd w:id="74"/>
+      <w:bookmarkEnd w:id="75"/>
     </w:p>
     <w:p>
       <w:pPr>
@@ -7929,16 +8029,16 @@
       <w:pPr>
         <w:pStyle w:val="4"/>
       </w:pPr>
-      <w:bookmarkStart w:id="62" w:name="_Toc460567911"/>
-      <w:bookmarkStart w:id="63" w:name="_Toc19815"/>
+      <w:bookmarkStart w:id="76" w:name="_Toc460567911"/>
+      <w:bookmarkStart w:id="77" w:name="_Toc19653"/>
       <w:r>
         <w:rPr>
           <w:rFonts w:hint="eastAsia"/>
         </w:rPr>
         <w:t>成板图片及各项性能测试</w:t>
       </w:r>
-      <w:bookmarkEnd w:id="62"/>
-      <w:bookmarkEnd w:id="63"/>
+      <w:bookmarkEnd w:id="76"/>
+      <w:bookmarkEnd w:id="77"/>
     </w:p>
     <w:p>
       <w:pPr>
@@ -8103,6 +8203,7 @@
           <w:lang w:val="en-US" w:eastAsia="zh-CN" w:bidi="ar-SA"/>
         </w:rPr>
       </w:pPr>
+      <w:bookmarkStart w:id="78" w:name="_Toc506"/>
       <w:r>
         <w:rPr>
           <w:rFonts w:hint="eastAsia" w:ascii="Times New Roman" w:hAnsi="Times New Roman" w:eastAsia="黑体" w:cs="Times New Roman"/>
@@ -8114,6 +8215,7 @@
         </w:rPr>
         <w:t>系统功能与性能测试</w:t>
       </w:r>
+      <w:bookmarkEnd w:id="78"/>
     </w:p>
     <w:p>
       <w:pPr>
@@ -8123,12 +8225,14 @@
           <w:lang w:eastAsia="zh-CN"/>
         </w:rPr>
       </w:pPr>
+      <w:bookmarkStart w:id="79" w:name="_Toc6013"/>
       <w:r>
         <w:rPr>
           <w:rFonts w:hint="eastAsia"/>
         </w:rPr>
         <w:t>温度采集精度测试</w:t>
       </w:r>
+      <w:bookmarkEnd w:id="79"/>
     </w:p>
     <w:tbl>
       <w:tblPr>
@@ -8366,6 +8470,7 @@
             <w:insideH w:val="none" w:color="auto" w:sz="0" w:space="0"/>
             <w:insideV w:val="none" w:color="auto" w:sz="0" w:space="0"/>
           </w:tblBorders>
+          <w:shd w:val="clear" w:color="auto" w:fill="auto"/>
           <w:tblCellMar>
             <w:top w:w="15" w:type="dxa"/>
             <w:left w:w="15" w:type="dxa"/>
@@ -8536,6 +8641,7 @@
             <w:insideH w:val="none" w:color="auto" w:sz="0" w:space="0"/>
             <w:insideV w:val="none" w:color="auto" w:sz="0" w:space="0"/>
           </w:tblBorders>
+          <w:shd w:val="clear" w:color="auto" w:fill="auto"/>
           <w:tblCellMar>
             <w:top w:w="15" w:type="dxa"/>
             <w:left w:w="15" w:type="dxa"/>
@@ -8706,6 +8812,7 @@
             <w:insideH w:val="none" w:color="auto" w:sz="0" w:space="0"/>
             <w:insideV w:val="none" w:color="auto" w:sz="0" w:space="0"/>
           </w:tblBorders>
+          <w:shd w:val="clear" w:color="auto" w:fill="auto"/>
           <w:tblCellMar>
             <w:top w:w="15" w:type="dxa"/>
             <w:left w:w="15" w:type="dxa"/>
@@ -8876,6 +8983,7 @@
             <w:insideH w:val="none" w:color="auto" w:sz="0" w:space="0"/>
             <w:insideV w:val="none" w:color="auto" w:sz="0" w:space="0"/>
           </w:tblBorders>
+          <w:shd w:val="clear" w:color="auto" w:fill="auto"/>
           <w:tblCellMar>
             <w:top w:w="15" w:type="dxa"/>
             <w:left w:w="15" w:type="dxa"/>
@@ -9046,6 +9154,7 @@
             <w:insideH w:val="none" w:color="auto" w:sz="0" w:space="0"/>
             <w:insideV w:val="none" w:color="auto" w:sz="0" w:space="0"/>
           </w:tblBorders>
+          <w:shd w:val="clear" w:color="auto" w:fill="auto"/>
           <w:tblCellMar>
             <w:top w:w="15" w:type="dxa"/>
             <w:left w:w="15" w:type="dxa"/>
@@ -9232,9 +9341,11 @@
           <w:lang w:val="en-US" w:eastAsia="zh-CN"/>
         </w:rPr>
       </w:pPr>
+      <w:bookmarkStart w:id="80" w:name="_Toc17600"/>
       <w:r>
         <w:t>PID 恒温控制性能测试</w:t>
       </w:r>
+      <w:bookmarkEnd w:id="80"/>
     </w:p>
     <w:p>
       <w:pPr>
@@ -9245,7 +9356,8 @@
         </w:numPr>
         <w:jc w:val="center"/>
       </w:pPr>
-      <w:bookmarkStart w:id="64" w:name="_Toc240108492"/>
+      <w:bookmarkStart w:id="81" w:name="_Toc240108492"/>
+      <w:bookmarkStart w:id="82" w:name="_Toc3077"/>
       <w:r>
         <w:drawing>
           <wp:inline distT="0" distB="0" distL="0" distR="0">
@@ -9296,7 +9408,8 @@
           </wp:inline>
         </w:drawing>
       </w:r>
-      <w:bookmarkEnd w:id="64"/>
+      <w:bookmarkEnd w:id="81"/>
+      <w:bookmarkEnd w:id="82"/>
     </w:p>
     <w:p>
       <w:pPr>
@@ -9436,7 +9549,7 @@
       <w:pPr>
         <w:pStyle w:val="2"/>
       </w:pPr>
-      <w:bookmarkStart w:id="65" w:name="_Toc4228"/>
+      <w:bookmarkStart w:id="83" w:name="_Toc16314"/>
       <w:r>
         <w:rPr>
           <w:rFonts w:hint="eastAsia"/>
@@ -9446,8 +9559,8 @@
       <w:r>
         <w:t>与心得</w:t>
       </w:r>
-      <w:bookmarkEnd w:id="53"/>
-      <w:bookmarkEnd w:id="65"/>
+      <w:bookmarkEnd w:id="67"/>
+      <w:bookmarkEnd w:id="83"/>
     </w:p>
     <w:p>
       <w:pPr>
@@ -9521,20 +9634,20 @@
       <w:r>
         <w:br w:type="page"/>
       </w:r>
-      <w:bookmarkStart w:id="66" w:name="_Toc478305502"/>
-      <w:bookmarkStart w:id="67" w:name="_Toc3924"/>
-      <w:bookmarkStart w:id="68" w:name="_Toc490999841"/>
-      <w:bookmarkStart w:id="69" w:name="_Toc477180906"/>
+      <w:bookmarkStart w:id="84" w:name="_Toc478305502"/>
+      <w:bookmarkStart w:id="85" w:name="_Toc477180906"/>
+      <w:bookmarkStart w:id="86" w:name="_Toc490999841"/>
+      <w:bookmarkStart w:id="87" w:name="_Toc25593"/>
       <w:r>
         <w:rPr>
           <w:rFonts w:hint="eastAsia"/>
         </w:rPr>
         <w:t>参考文献</w:t>
       </w:r>
-      <w:bookmarkEnd w:id="66"/>
-      <w:bookmarkEnd w:id="67"/>
-      <w:bookmarkEnd w:id="68"/>
-      <w:bookmarkEnd w:id="69"/>
+      <w:bookmarkEnd w:id="84"/>
+      <w:bookmarkEnd w:id="85"/>
+      <w:bookmarkEnd w:id="86"/>
+      <w:bookmarkEnd w:id="87"/>
     </w:p>
     <w:p>
       <w:pPr>
@@ -9697,7 +9810,7 @@
       <w:pPr>
         <w:pStyle w:val="37"/>
       </w:pPr>
-      <w:bookmarkStart w:id="70" w:name="_Ref323876761"/>
+      <w:bookmarkStart w:id="88" w:name="_Ref323876761"/>
       <w:r>
         <w:rPr>
           <w:rFonts w:hint="eastAsia"/>
@@ -9731,7 +9844,7 @@
         </w:rPr>
         <w:t>天津: 天津大学, 1999</w:t>
       </w:r>
-      <w:bookmarkEnd w:id="70"/>
+      <w:bookmarkEnd w:id="88"/>
       <w:r>
         <w:t>.</w:t>
       </w:r>
@@ -9753,25 +9866,25 @@
       <w:r>
         <w:br w:type="page"/>
       </w:r>
-      <w:bookmarkStart w:id="71" w:name="_Toc477180908"/>
-      <w:bookmarkStart w:id="72" w:name="_Toc478305504"/>
+      <w:bookmarkStart w:id="89" w:name="_Toc478305504"/>
+      <w:bookmarkStart w:id="90" w:name="_Toc477180908"/>
     </w:p>
     <w:p>
       <w:pPr>
         <w:pStyle w:val="27"/>
       </w:pPr>
-      <w:bookmarkStart w:id="73" w:name="_Toc490999842"/>
-      <w:bookmarkStart w:id="74" w:name="_Toc29849"/>
+      <w:bookmarkStart w:id="91" w:name="_Toc490999842"/>
+      <w:bookmarkStart w:id="92" w:name="_Toc25940"/>
       <w:r>
         <w:rPr>
           <w:rFonts w:hint="eastAsia"/>
         </w:rPr>
         <w:t>附录</w:t>
       </w:r>
-      <w:bookmarkEnd w:id="71"/>
-      <w:bookmarkEnd w:id="72"/>
-      <w:bookmarkEnd w:id="73"/>
-      <w:bookmarkEnd w:id="74"/>
+      <w:bookmarkEnd w:id="89"/>
+      <w:bookmarkEnd w:id="90"/>
+      <w:bookmarkEnd w:id="91"/>
+      <w:bookmarkEnd w:id="92"/>
     </w:p>
     <w:p>
       <w:pPr>
